--- a/Techniques Explanations/Univariate Statistical Monitoring/Rate of Change.docx
+++ b/Techniques Explanations/Univariate Statistical Monitoring/Rate of Change.docx
@@ -6,48 +6,689 @@
       <w:pPr>
         <w:rPr>
           <w:rFonts w:cs="B Nazanin"/>
+          <w:rtl/>
+        </w:rPr>
+      </w:pPr>
+      <w:r>
+        <w:rPr>
+          <w:rFonts w:cs="B Nazanin"/>
           <w:b/>
           <w:bCs/>
           <w:sz w:val="28"/>
           <w:szCs w:val="28"/>
-          <w:rtl/>
-        </w:rPr>
-      </w:pPr>
-      <w:r>
-        <w:rPr>
-          <w:rFonts w:cs="B Nazanin"/>
-          <w:b/>
-          <w:bCs/>
-          <w:sz w:val="28"/>
-          <w:szCs w:val="28"/>
-        </w:rPr>
-        <w:t xml:space="preserve">Rate of Change </w:t>
-      </w:r>
-      <w:r>
-        <w:rPr>
-          <w:rFonts w:cs="B Nazanin"/>
-          <w:b/>
-          <w:bCs/>
-          <w:sz w:val="28"/>
-          <w:szCs w:val="28"/>
-        </w:rPr>
-        <w:t>–</w:t>
-      </w:r>
-      <w:r>
-        <w:rPr>
-          <w:rFonts w:cs="B Nazanin"/>
-          <w:b/>
-          <w:bCs/>
-          <w:sz w:val="28"/>
-          <w:szCs w:val="28"/>
-        </w:rPr>
-        <w:t xml:space="preserve"> ROC</w:t>
+        </w:rPr>
+        <w:t>Rate of Change – ROC</w:t>
       </w:r>
     </w:p>
     <w:p>
       <w:pPr>
         <w:rPr>
           <w:rFonts w:cs="B Nazanin"/>
+          <w:rtl/>
+        </w:rPr>
+      </w:pPr>
+      <w:r>
+        <w:rPr>
+          <w:rFonts w:cs="B Nazanin"/>
+          <w:rtl/>
+        </w:rPr>
+        <w:t>تکنیک «نرخ تغییرات» (</w:t>
+      </w:r>
+      <w:r>
+        <w:rPr>
+          <w:rFonts w:cs="B Nazanin"/>
+        </w:rPr>
+        <w:t>Rate of Change  ROC</w:t>
+      </w:r>
+      <w:r>
+        <w:rPr>
+          <w:rFonts w:cs="B Nazanin"/>
+          <w:rtl/>
+        </w:rPr>
+        <w:t>) که در مباحث مهندسی به آن «تحلیل روند» (</w:t>
+      </w:r>
+      <w:r>
+        <w:rPr>
+          <w:rFonts w:cs="B Nazanin"/>
+        </w:rPr>
+        <w:t>Trend Analysis</w:t>
+      </w:r>
+      <w:r>
+        <w:rPr>
+          <w:rFonts w:cs="B Nazanin"/>
+          <w:rtl/>
+        </w:rPr>
+        <w:t xml:space="preserve">) نیز گفته </w:t>
+      </w:r>
+      <w:proofErr w:type="spellStart"/>
+      <w:r>
+        <w:rPr>
+          <w:rFonts w:cs="B Nazanin"/>
+          <w:rtl/>
+        </w:rPr>
+        <w:t>می‌شود</w:t>
+      </w:r>
+      <w:proofErr w:type="spellEnd"/>
+      <w:r>
+        <w:rPr>
+          <w:rFonts w:cs="B Nazanin"/>
+          <w:rtl/>
+        </w:rPr>
+        <w:t xml:space="preserve">، یکی از </w:t>
+      </w:r>
+      <w:proofErr w:type="spellStart"/>
+      <w:r>
+        <w:rPr>
+          <w:rFonts w:cs="B Nazanin"/>
+          <w:rtl/>
+        </w:rPr>
+        <w:t>قدرتمندترین</w:t>
+      </w:r>
+      <w:proofErr w:type="spellEnd"/>
+      <w:r>
+        <w:rPr>
+          <w:rFonts w:cs="B Nazanin"/>
+          <w:rtl/>
+        </w:rPr>
+        <w:t xml:space="preserve"> ابزارهای </w:t>
+      </w:r>
+      <w:proofErr w:type="spellStart"/>
+      <w:r>
+        <w:rPr>
+          <w:rFonts w:cs="B Nazanin"/>
+          <w:rtl/>
+        </w:rPr>
+        <w:t>پیش‌بینی</w:t>
+      </w:r>
+      <w:proofErr w:type="spellEnd"/>
+      <w:r>
+        <w:rPr>
+          <w:rFonts w:cs="B Nazanin"/>
+          <w:rtl/>
+        </w:rPr>
+        <w:t xml:space="preserve"> است. اهمیت این روش در این است که به ما </w:t>
+      </w:r>
+      <w:proofErr w:type="spellStart"/>
+      <w:r>
+        <w:rPr>
+          <w:rFonts w:cs="B Nazanin"/>
+          <w:rtl/>
+        </w:rPr>
+        <w:t>می‌گوید</w:t>
+      </w:r>
+      <w:proofErr w:type="spellEnd"/>
+      <w:r>
+        <w:rPr>
+          <w:rFonts w:cs="B Nazanin"/>
+          <w:rtl/>
+        </w:rPr>
+        <w:t xml:space="preserve">: «مهم نیست الان در چه عددی هستیم، مهم این است که با چه سرعتی به سمت محدوده خطر حرکت </w:t>
+      </w:r>
+      <w:proofErr w:type="spellStart"/>
+      <w:r>
+        <w:rPr>
+          <w:rFonts w:cs="B Nazanin"/>
+          <w:rtl/>
+        </w:rPr>
+        <w:t>می‌کنیم</w:t>
+      </w:r>
+      <w:proofErr w:type="spellEnd"/>
+      <w:r>
+        <w:rPr>
+          <w:rFonts w:cs="B Nazanin"/>
+          <w:rtl/>
+        </w:rPr>
+        <w:t>.»</w:t>
+      </w:r>
+      <w:r>
+        <w:rPr>
+          <w:rFonts w:cs="B Nazanin"/>
+        </w:rPr>
+        <w:br/>
+      </w:r>
+    </w:p>
+    <w:p>
+      <w:pPr>
+        <w:rPr>
+          <w:rFonts w:cs="B Nazanin"/>
+          <w:rtl/>
+        </w:rPr>
+      </w:pPr>
+      <w:r>
+        <w:rPr>
+          <w:rFonts w:cs="B Nazanin"/>
+          <w:b/>
+          <w:bCs/>
+          <w:rtl/>
+        </w:rPr>
+        <w:t>عنوان: پایش نرخ تغییرات (</w:t>
+      </w:r>
+      <w:r>
+        <w:rPr>
+          <w:rFonts w:cs="B Nazanin"/>
+          <w:b/>
+          <w:bCs/>
+        </w:rPr>
+        <w:t>Rate of Change Monitoring</w:t>
+      </w:r>
+      <w:r>
+        <w:rPr>
+          <w:rFonts w:cs="B Nazanin"/>
+          <w:b/>
+          <w:bCs/>
+          <w:rtl/>
+        </w:rPr>
+        <w:t>)</w:t>
+      </w:r>
+      <w:r>
+        <w:rPr>
+          <w:rFonts w:cs="B Nazanin"/>
+          <w:rtl/>
+        </w:rPr>
+        <w:br/>
+        <w:t xml:space="preserve">تعریف: این </w:t>
+      </w:r>
+      <w:proofErr w:type="spellStart"/>
+      <w:r>
+        <w:rPr>
+          <w:rFonts w:cs="B Nazanin"/>
+          <w:rtl/>
+        </w:rPr>
+        <w:t>ماژول</w:t>
+      </w:r>
+      <w:proofErr w:type="spellEnd"/>
+      <w:r>
+        <w:rPr>
+          <w:rFonts w:cs="B Nazanin"/>
+          <w:rtl/>
+        </w:rPr>
+        <w:t xml:space="preserve"> سرعت تغییرات پارامترهای عملیاتی را در واحد زمان سنجش </w:t>
+      </w:r>
+      <w:proofErr w:type="spellStart"/>
+      <w:r>
+        <w:rPr>
+          <w:rFonts w:cs="B Nazanin"/>
+          <w:rtl/>
+        </w:rPr>
+        <w:t>می‌کند</w:t>
+      </w:r>
+      <w:proofErr w:type="spellEnd"/>
+      <w:r>
+        <w:rPr>
+          <w:rFonts w:cs="B Nazanin"/>
+          <w:rtl/>
+        </w:rPr>
+        <w:t>. برخلاف حدود ثابت (</w:t>
+      </w:r>
+      <w:r>
+        <w:rPr>
+          <w:rFonts w:cs="B Nazanin"/>
+        </w:rPr>
+        <w:t>Static Thresholds</w:t>
+      </w:r>
+      <w:r>
+        <w:rPr>
+          <w:rFonts w:cs="B Nazanin"/>
+          <w:rtl/>
+        </w:rPr>
+        <w:t xml:space="preserve">)، این تکنیک قادر است </w:t>
+      </w:r>
+      <w:proofErr w:type="spellStart"/>
+      <w:r>
+        <w:rPr>
+          <w:rFonts w:cs="B Nazanin"/>
+          <w:rtl/>
+        </w:rPr>
+        <w:t>ناهنجاری‌هایی</w:t>
+      </w:r>
+      <w:proofErr w:type="spellEnd"/>
+      <w:r>
+        <w:rPr>
+          <w:rFonts w:cs="B Nazanin"/>
+          <w:rtl/>
+        </w:rPr>
+        <w:t xml:space="preserve"> را که ماهیت «</w:t>
+      </w:r>
+      <w:proofErr w:type="spellStart"/>
+      <w:r>
+        <w:rPr>
+          <w:rFonts w:cs="B Nazanin"/>
+          <w:rtl/>
+        </w:rPr>
+        <w:t>جهشی</w:t>
+      </w:r>
+      <w:proofErr w:type="spellEnd"/>
+      <w:r>
+        <w:rPr>
+          <w:rFonts w:cs="B Nazanin"/>
+          <w:rtl/>
+        </w:rPr>
+        <w:t>» یا «رشد شتابان» دارند، پیش از رسیدن به وضعیت بحرانی شناسایی کند.</w:t>
+      </w:r>
+      <w:r>
+        <w:rPr>
+          <w:rFonts w:cs="B Nazanin"/>
+          <w:rtl/>
+        </w:rPr>
+        <w:br/>
+      </w:r>
+      <w:r>
+        <w:rPr>
+          <w:rFonts w:cs="B Nazanin"/>
+          <w:rtl/>
+        </w:rPr>
+        <w:br/>
+      </w:r>
+      <w:r>
+        <w:rPr>
+          <w:rFonts w:cs="B Nazanin"/>
+          <w:b/>
+          <w:bCs/>
+          <w:rtl/>
+        </w:rPr>
+        <w:t xml:space="preserve">مبانی </w:t>
+      </w:r>
+      <w:proofErr w:type="spellStart"/>
+      <w:r>
+        <w:rPr>
+          <w:rFonts w:cs="B Nazanin"/>
+          <w:b/>
+          <w:bCs/>
+          <w:rtl/>
+        </w:rPr>
+        <w:t>محاسباتی</w:t>
+      </w:r>
+      <w:proofErr w:type="spellEnd"/>
+      <w:r>
+        <w:rPr>
+          <w:rFonts w:cs="B Nazanin"/>
+          <w:b/>
+          <w:bCs/>
+          <w:rtl/>
+        </w:rPr>
+        <w:t>:</w:t>
+      </w:r>
+      <w:r>
+        <w:rPr>
+          <w:rFonts w:cs="B Nazanin"/>
+          <w:rtl/>
+        </w:rPr>
+        <w:br/>
+        <w:t xml:space="preserve"> محاسبه مشتق زمانی پارامتر بر اساس </w:t>
+      </w:r>
+      <w:proofErr w:type="spellStart"/>
+      <w:r>
+        <w:rPr>
+          <w:rFonts w:cs="B Nazanin"/>
+          <w:rtl/>
+        </w:rPr>
+        <w:t>پنجره‌های</w:t>
+      </w:r>
+      <w:proofErr w:type="spellEnd"/>
+      <w:r>
+        <w:rPr>
+          <w:rFonts w:cs="B Nazanin"/>
+          <w:rtl/>
+        </w:rPr>
+        <w:t xml:space="preserve"> لغزان (</w:t>
+      </w:r>
+      <w:r>
+        <w:rPr>
+          <w:rFonts w:cs="B Nazanin"/>
+        </w:rPr>
+        <w:t>Sliding Windows</w:t>
+      </w:r>
+      <w:r>
+        <w:rPr>
+          <w:rFonts w:cs="B Nazanin"/>
+          <w:rtl/>
+        </w:rPr>
+        <w:t>).</w:t>
+      </w:r>
+      <w:r>
+        <w:rPr>
+          <w:rFonts w:cs="B Nazanin"/>
+          <w:rtl/>
+        </w:rPr>
+        <w:br/>
+        <w:t xml:space="preserve"> تعیین حد مجاز سرعت تغییرات بر اساس مشخصات فنی سازنده (</w:t>
+      </w:r>
+      <w:r>
+        <w:rPr>
+          <w:rFonts w:cs="B Nazanin"/>
+        </w:rPr>
+        <w:t>OEM</w:t>
+      </w:r>
+      <w:r>
+        <w:rPr>
+          <w:rFonts w:cs="B Nazanin"/>
+          <w:rtl/>
+        </w:rPr>
+        <w:t xml:space="preserve">) و رفتارهای تاریخی تجهیز در شرایط </w:t>
+      </w:r>
+      <w:proofErr w:type="spellStart"/>
+      <w:r>
+        <w:rPr>
+          <w:rFonts w:cs="B Nazanin"/>
+          <w:rtl/>
+        </w:rPr>
+        <w:t>استارت‌آپ</w:t>
+      </w:r>
+      <w:proofErr w:type="spellEnd"/>
+      <w:r>
+        <w:rPr>
+          <w:rFonts w:cs="B Nazanin"/>
+          <w:rtl/>
+        </w:rPr>
+        <w:t xml:space="preserve"> و </w:t>
+      </w:r>
+      <w:proofErr w:type="spellStart"/>
+      <w:r>
+        <w:rPr>
+          <w:rFonts w:cs="B Nazanin"/>
+          <w:rtl/>
+        </w:rPr>
+        <w:t>بارگذاری</w:t>
+      </w:r>
+      <w:proofErr w:type="spellEnd"/>
+      <w:r>
+        <w:rPr>
+          <w:rFonts w:cs="B Nazanin"/>
+          <w:rtl/>
+        </w:rPr>
+        <w:t>.</w:t>
+      </w:r>
+      <w:r>
+        <w:rPr>
+          <w:rFonts w:cs="B Nazanin"/>
+          <w:rtl/>
+        </w:rPr>
+        <w:br/>
+      </w:r>
+      <w:r>
+        <w:rPr>
+          <w:rFonts w:cs="B Nazanin"/>
+          <w:rtl/>
+        </w:rPr>
+        <w:br/>
+      </w:r>
+      <w:r>
+        <w:rPr>
+          <w:rFonts w:cs="B Nazanin"/>
+          <w:b/>
+          <w:bCs/>
+          <w:rtl/>
+        </w:rPr>
+        <w:t>ارزش عملیاتی:</w:t>
+      </w:r>
+      <w:r>
+        <w:rPr>
+          <w:rFonts w:cs="B Nazanin"/>
+          <w:rtl/>
+        </w:rPr>
+        <w:br/>
+        <w:t xml:space="preserve">این </w:t>
+      </w:r>
+      <w:proofErr w:type="spellStart"/>
+      <w:r>
+        <w:rPr>
+          <w:rFonts w:cs="B Nazanin"/>
+          <w:rtl/>
+        </w:rPr>
+        <w:t>متدولوژی</w:t>
+      </w:r>
+      <w:proofErr w:type="spellEnd"/>
+      <w:r>
+        <w:rPr>
+          <w:rFonts w:cs="B Nazanin"/>
+          <w:rtl/>
+        </w:rPr>
+        <w:t xml:space="preserve"> امکان محاسبه زمان </w:t>
+      </w:r>
+      <w:proofErr w:type="spellStart"/>
+      <w:r>
+        <w:rPr>
+          <w:rFonts w:cs="B Nazanin"/>
+          <w:rtl/>
+        </w:rPr>
+        <w:t>باقی‌مانده</w:t>
+      </w:r>
+      <w:proofErr w:type="spellEnd"/>
+      <w:r>
+        <w:rPr>
+          <w:rFonts w:cs="B Nazanin"/>
+          <w:rtl/>
+        </w:rPr>
+        <w:t xml:space="preserve"> تا رسیدن به حد خطا (</w:t>
+      </w:r>
+      <w:r>
+        <w:rPr>
+          <w:rFonts w:cs="B Nazanin"/>
+        </w:rPr>
+        <w:t>Time to Threshold</w:t>
+      </w:r>
+      <w:r>
+        <w:rPr>
+          <w:rFonts w:cs="B Nazanin"/>
+          <w:rtl/>
+        </w:rPr>
+        <w:t xml:space="preserve">) را فراهم کرده و به تیم </w:t>
+      </w:r>
+      <w:proofErr w:type="spellStart"/>
+      <w:r>
+        <w:rPr>
+          <w:rFonts w:cs="B Nazanin"/>
+          <w:rtl/>
+        </w:rPr>
+        <w:t>بهره‌برداری</w:t>
+      </w:r>
+      <w:proofErr w:type="spellEnd"/>
+      <w:r>
+        <w:rPr>
+          <w:rFonts w:cs="B Nazanin"/>
+          <w:rtl/>
+        </w:rPr>
+        <w:t xml:space="preserve"> فرصت کافی برای مداخله قبل از توقف ناخواسته تجهیز را </w:t>
+      </w:r>
+      <w:proofErr w:type="spellStart"/>
+      <w:r>
+        <w:rPr>
+          <w:rFonts w:cs="B Nazanin"/>
+          <w:rtl/>
+        </w:rPr>
+        <w:t>می‌دهد</w:t>
+      </w:r>
+      <w:proofErr w:type="spellEnd"/>
+      <w:r>
+        <w:rPr>
+          <w:rFonts w:cs="B Nazanin"/>
+          <w:rtl/>
+        </w:rPr>
+        <w:t>.</w:t>
+      </w:r>
+      <w:r>
+        <w:rPr>
+          <w:rFonts w:cs="B Nazanin"/>
+          <w:rtl/>
+        </w:rPr>
+        <w:br/>
+      </w:r>
+      <w:r>
+        <w:rPr>
+          <w:rFonts w:cs="B Nazanin"/>
+          <w:rtl/>
+        </w:rPr>
+        <w:br/>
+      </w:r>
+      <w:r>
+        <w:rPr>
+          <w:rFonts w:cs="B Nazanin"/>
+          <w:b/>
+          <w:bCs/>
+          <w:rtl/>
+        </w:rPr>
+        <w:t>استانداردهای مرجع:</w:t>
+      </w:r>
+      <w:r>
+        <w:rPr>
+          <w:rFonts w:cs="B Nazanin"/>
+          <w:rtl/>
+        </w:rPr>
+        <w:br/>
+        <w:t xml:space="preserve"> </w:t>
+      </w:r>
+      <w:r>
+        <w:rPr>
+          <w:rFonts w:cs="B Nazanin"/>
+        </w:rPr>
+        <w:t>ISO 133811</w:t>
+      </w:r>
+      <w:r>
+        <w:rPr>
+          <w:rFonts w:cs="B Nazanin"/>
+          <w:rtl/>
+        </w:rPr>
+        <w:t xml:space="preserve">: راهنمای استاندارد برای </w:t>
+      </w:r>
+      <w:proofErr w:type="spellStart"/>
+      <w:r>
+        <w:rPr>
+          <w:rFonts w:cs="B Nazanin"/>
+          <w:rtl/>
+        </w:rPr>
+        <w:t>پیش‌بینی</w:t>
+      </w:r>
+      <w:proofErr w:type="spellEnd"/>
+      <w:r>
+        <w:rPr>
+          <w:rFonts w:cs="B Nazanin"/>
+          <w:rtl/>
+        </w:rPr>
+        <w:t xml:space="preserve"> وضعیت و تحلیل روندها.</w:t>
+      </w:r>
+      <w:r>
+        <w:rPr>
+          <w:rFonts w:cs="B Nazanin"/>
+          <w:rtl/>
+        </w:rPr>
+        <w:br/>
+        <w:t xml:space="preserve"> </w:t>
+      </w:r>
+      <w:r>
+        <w:rPr>
+          <w:rFonts w:cs="B Nazanin"/>
+        </w:rPr>
+        <w:t>API 670</w:t>
+      </w:r>
+      <w:r>
+        <w:rPr>
+          <w:rFonts w:cs="B Nazanin"/>
+          <w:rtl/>
+        </w:rPr>
+        <w:t xml:space="preserve">: استاندارد مرجع </w:t>
+      </w:r>
+      <w:proofErr w:type="spellStart"/>
+      <w:r>
+        <w:rPr>
+          <w:rFonts w:cs="B Nazanin"/>
+          <w:rtl/>
+        </w:rPr>
+        <w:t>سیستم‌های</w:t>
+      </w:r>
+      <w:proofErr w:type="spellEnd"/>
+      <w:r>
+        <w:rPr>
+          <w:rFonts w:cs="B Nazanin"/>
+          <w:rtl/>
+        </w:rPr>
+        <w:t xml:space="preserve"> حفاظت </w:t>
+      </w:r>
+      <w:proofErr w:type="spellStart"/>
+      <w:r>
+        <w:rPr>
+          <w:rFonts w:cs="B Nazanin"/>
+          <w:rtl/>
+        </w:rPr>
+        <w:t>ماشین‌آلات</w:t>
+      </w:r>
+      <w:proofErr w:type="spellEnd"/>
+      <w:r>
+        <w:rPr>
+          <w:rFonts w:cs="B Nazanin"/>
+          <w:rtl/>
+        </w:rPr>
+        <w:t xml:space="preserve"> (تأکید بر </w:t>
+      </w:r>
+      <w:proofErr w:type="spellStart"/>
+      <w:r>
+        <w:rPr>
+          <w:rFonts w:cs="B Nazanin"/>
+          <w:rtl/>
+        </w:rPr>
+        <w:t>آلارم‌های</w:t>
+      </w:r>
+      <w:proofErr w:type="spellEnd"/>
+      <w:r>
+        <w:rPr>
+          <w:rFonts w:cs="B Nazanin"/>
+          <w:rtl/>
+        </w:rPr>
+        <w:t xml:space="preserve"> نرخ رشد).</w:t>
+      </w:r>
+      <w:r>
+        <w:rPr>
+          <w:rFonts w:cs="B Nazanin"/>
+          <w:rtl/>
+        </w:rPr>
+        <w:br/>
+        <w:t xml:space="preserve"> </w:t>
+      </w:r>
+      <w:r>
+        <w:rPr>
+          <w:rFonts w:cs="B Nazanin"/>
+        </w:rPr>
+        <w:t>ISO 10816</w:t>
+      </w:r>
+      <w:r>
+        <w:rPr>
+          <w:rFonts w:cs="B Nazanin"/>
+          <w:rtl/>
+        </w:rPr>
+        <w:t>: در بخش تحلیل گرایش (</w:t>
+      </w:r>
+      <w:r>
+        <w:rPr>
+          <w:rFonts w:cs="B Nazanin"/>
+        </w:rPr>
+        <w:t>Trending</w:t>
+      </w:r>
+      <w:r>
+        <w:rPr>
+          <w:rFonts w:cs="B Nazanin"/>
+          <w:rtl/>
+        </w:rPr>
+        <w:t xml:space="preserve">) ارتعاشات </w:t>
+      </w:r>
+      <w:proofErr w:type="spellStart"/>
+      <w:r>
+        <w:rPr>
+          <w:rFonts w:cs="B Nazanin"/>
+          <w:rtl/>
+        </w:rPr>
+        <w:t>ماشین‌آلات</w:t>
+      </w:r>
+      <w:proofErr w:type="spellEnd"/>
+      <w:r>
+        <w:rPr>
+          <w:rFonts w:cs="B Nazanin"/>
+          <w:rtl/>
+        </w:rPr>
+        <w:t>.</w:t>
+      </w:r>
+    </w:p>
+    <w:p>
+      <w:pPr>
+        <w:rPr>
           <w:rtl/>
         </w:rPr>
       </w:pPr>
@@ -56,135 +697,886 @@
       <w:pPr>
         <w:rPr>
           <w:rFonts w:cs="B Nazanin"/>
+          <w:sz w:val="24"/>
+          <w:szCs w:val="24"/>
           <w:rtl/>
         </w:rPr>
       </w:pPr>
       <w:r>
         <w:rPr>
-          <w:rFonts w:cs="B Nazanin"/>
-          <w:rtl/>
-        </w:rPr>
-        <w:t>تکنیک «نرخ تغییرات» (</w:t>
-      </w:r>
-      <w:r>
-        <w:rPr>
-          <w:rFonts w:cs="B Nazanin"/>
-        </w:rPr>
-        <w:t>Rate of Change - ROC</w:t>
-      </w:r>
-      <w:r>
-        <w:rPr>
-          <w:rFonts w:cs="B Nazanin"/>
-          <w:rtl/>
-        </w:rPr>
-        <w:t>) که در مباحث مهندسی به آن «تحلیل روند» (</w:t>
-      </w:r>
-      <w:r>
-        <w:rPr>
-          <w:rFonts w:cs="B Nazanin"/>
-        </w:rPr>
-        <w:t>Trend Analysis</w:t>
-      </w:r>
-      <w:r>
-        <w:rPr>
-          <w:rFonts w:cs="B Nazanin"/>
-          <w:rtl/>
-        </w:rPr>
-        <w:t xml:space="preserve">) نیز گفته </w:t>
-      </w:r>
-      <w:proofErr w:type="spellStart"/>
-      <w:r>
-        <w:rPr>
-          <w:rFonts w:cs="B Nazanin"/>
-          <w:rtl/>
-        </w:rPr>
-        <w:t>می‌شود</w:t>
-      </w:r>
-      <w:proofErr w:type="spellEnd"/>
-      <w:r>
-        <w:rPr>
-          <w:rFonts w:cs="B Nazanin"/>
-          <w:rtl/>
-        </w:rPr>
-        <w:t xml:space="preserve">، یکی از </w:t>
-      </w:r>
-      <w:proofErr w:type="spellStart"/>
-      <w:r>
-        <w:rPr>
-          <w:rFonts w:cs="B Nazanin"/>
-          <w:rtl/>
-        </w:rPr>
-        <w:t>قدرتمندترین</w:t>
-      </w:r>
-      <w:proofErr w:type="spellEnd"/>
-      <w:r>
-        <w:rPr>
-          <w:rFonts w:cs="B Nazanin"/>
-          <w:rtl/>
-        </w:rPr>
-        <w:t xml:space="preserve"> ابزارهای </w:t>
-      </w:r>
-      <w:proofErr w:type="spellStart"/>
-      <w:r>
-        <w:rPr>
-          <w:rFonts w:cs="B Nazanin"/>
-          <w:rtl/>
-        </w:rPr>
-        <w:t>پیش‌بینی</w:t>
-      </w:r>
-      <w:proofErr w:type="spellEnd"/>
-      <w:r>
-        <w:rPr>
-          <w:rFonts w:cs="B Nazanin"/>
-          <w:rtl/>
-        </w:rPr>
-        <w:t xml:space="preserve"> است. اهمیت این روش در این است که به ما </w:t>
-      </w:r>
-      <w:proofErr w:type="spellStart"/>
-      <w:r>
-        <w:rPr>
-          <w:rFonts w:cs="B Nazanin"/>
-          <w:rtl/>
-        </w:rPr>
-        <w:t>می‌گوید</w:t>
-      </w:r>
-      <w:proofErr w:type="spellEnd"/>
-      <w:r>
-        <w:rPr>
-          <w:rFonts w:cs="B Nazanin"/>
-          <w:rtl/>
-        </w:rPr>
-        <w:t xml:space="preserve">: «مهم نیست الان در چه عددی هستیم، مهم این است که با چه سرعتی به سمت محدوده خطر حرکت </w:t>
-      </w:r>
-      <w:proofErr w:type="spellStart"/>
-      <w:r>
-        <w:rPr>
-          <w:rFonts w:cs="B Nazanin"/>
-          <w:rtl/>
-        </w:rPr>
-        <w:t>می‌کنیم</w:t>
-      </w:r>
-      <w:proofErr w:type="spellEnd"/>
-      <w:r>
-        <w:rPr>
-          <w:rFonts w:cs="B Nazanin"/>
-          <w:rtl/>
-        </w:rPr>
-        <w:t>.»</w:t>
-      </w:r>
-      <w:r>
-        <w:rPr>
-          <w:rFonts w:cs="B Nazanin"/>
-        </w:rPr>
-        <w:br/>
+          <w:rFonts w:cs="B Nazanin" w:hint="cs"/>
+          <w:b/>
+          <w:bCs/>
+          <w:rtl/>
+        </w:rPr>
+        <w:t>نحوه تفسیر خروجی</w:t>
       </w:r>
     </w:p>
     <w:p>
       <w:pPr>
         <w:rPr>
           <w:rFonts w:cs="B Nazanin"/>
+          <w:rtl/>
         </w:rPr>
       </w:pPr>
+      <w:r>
+        <w:rPr>
+          <w:rFonts w:cs="B Nazanin"/>
+          <w:sz w:val="24"/>
+          <w:szCs w:val="24"/>
+          <w:rtl/>
+        </w:rPr>
+        <w:t xml:space="preserve"> </w:t>
+      </w:r>
+      <w:r>
+        <w:rPr>
+          <w:rFonts w:cs="B Nazanin"/>
+          <w:rtl/>
+        </w:rPr>
+        <w:t xml:space="preserve">۱. تحلیل سرعت و </w:t>
+      </w:r>
+      <w:proofErr w:type="spellStart"/>
+      <w:r>
+        <w:rPr>
+          <w:rFonts w:cs="B Nazanin"/>
+          <w:rtl/>
+        </w:rPr>
+        <w:t>پیش‌بینی</w:t>
+      </w:r>
+      <w:proofErr w:type="spellEnd"/>
+      <w:r>
+        <w:rPr>
+          <w:rFonts w:cs="B Nazanin"/>
+          <w:rtl/>
+        </w:rPr>
+        <w:t xml:space="preserve"> (</w:t>
+      </w:r>
+      <w:r>
+        <w:rPr>
+          <w:rFonts w:cs="B Nazanin"/>
+        </w:rPr>
+        <w:t xml:space="preserve">Sheet: </w:t>
+      </w:r>
+      <w:proofErr w:type="spellStart"/>
+      <w:r>
+        <w:rPr>
+          <w:rFonts w:cs="B Nazanin"/>
+        </w:rPr>
+        <w:t>Speed_Analysis</w:t>
+      </w:r>
+      <w:proofErr w:type="spellEnd"/>
+      <w:r>
+        <w:rPr>
+          <w:rFonts w:cs="B Nazanin"/>
+          <w:rtl/>
+        </w:rPr>
+        <w:t>)</w:t>
+      </w:r>
+      <w:r>
+        <w:rPr>
+          <w:rFonts w:cs="B Nazanin"/>
+          <w:rtl/>
+        </w:rPr>
+        <w:br/>
+        <w:t xml:space="preserve">این بخش مختص </w:t>
+      </w:r>
+      <w:proofErr w:type="spellStart"/>
+      <w:r>
+        <w:rPr>
+          <w:rFonts w:cs="B Nazanin"/>
+          <w:rtl/>
+        </w:rPr>
+        <w:t>سنسورهای</w:t>
+      </w:r>
+      <w:proofErr w:type="spellEnd"/>
+      <w:r>
+        <w:rPr>
+          <w:rFonts w:cs="B Nazanin"/>
+          <w:rtl/>
+        </w:rPr>
+        <w:t xml:space="preserve"> حیاتی (</w:t>
+      </w:r>
+      <w:r>
+        <w:rPr>
+          <w:rFonts w:cs="B Nazanin"/>
+        </w:rPr>
+        <w:t>Target</w:t>
+      </w:r>
+      <w:r>
+        <w:rPr>
+          <w:rFonts w:cs="B Nazanin"/>
+          <w:rtl/>
+        </w:rPr>
+        <w:t xml:space="preserve">) است که </w:t>
+      </w:r>
+      <w:proofErr w:type="spellStart"/>
+      <w:r>
+        <w:rPr>
+          <w:rFonts w:cs="B Nazanin"/>
+          <w:rtl/>
+        </w:rPr>
+        <w:t>می‌خواهیم</w:t>
+      </w:r>
+      <w:proofErr w:type="spellEnd"/>
+      <w:r>
+        <w:rPr>
+          <w:rFonts w:cs="B Nazanin"/>
+          <w:rtl/>
+        </w:rPr>
+        <w:t xml:space="preserve"> بدانیم با چه سرعتی به سمت خطا حرکت </w:t>
+      </w:r>
+      <w:proofErr w:type="spellStart"/>
+      <w:r>
+        <w:rPr>
+          <w:rFonts w:cs="B Nazanin"/>
+          <w:rtl/>
+        </w:rPr>
+        <w:t>می‌کنند</w:t>
+      </w:r>
+      <w:proofErr w:type="spellEnd"/>
+      <w:r>
+        <w:rPr>
+          <w:rFonts w:cs="B Nazanin"/>
+          <w:rtl/>
+        </w:rPr>
+        <w:t>.</w:t>
+      </w:r>
+      <w:r>
+        <w:rPr>
+          <w:rFonts w:cs="B Nazanin"/>
+          <w:rtl/>
+        </w:rPr>
+        <w:br/>
+        <w:t xml:space="preserve"> </w:t>
+      </w:r>
+      <w:proofErr w:type="spellStart"/>
+      <w:r>
+        <w:rPr>
+          <w:rFonts w:cs="B Nazanin"/>
+        </w:rPr>
+        <w:t>Current_Value</w:t>
+      </w:r>
+      <w:proofErr w:type="spellEnd"/>
+      <w:r>
+        <w:rPr>
+          <w:rFonts w:cs="B Nazanin"/>
+          <w:rtl/>
+        </w:rPr>
+        <w:t xml:space="preserve">: آخرین مقدار ثبت شده </w:t>
+      </w:r>
+      <w:proofErr w:type="spellStart"/>
+      <w:r>
+        <w:rPr>
+          <w:rFonts w:cs="B Nazanin"/>
+          <w:rtl/>
+        </w:rPr>
+        <w:t>سنسور</w:t>
+      </w:r>
+      <w:proofErr w:type="spellEnd"/>
+      <w:r>
+        <w:rPr>
+          <w:rFonts w:cs="B Nazanin"/>
+          <w:rtl/>
+        </w:rPr>
+        <w:t xml:space="preserve">. این عدد </w:t>
+      </w:r>
+      <w:proofErr w:type="spellStart"/>
+      <w:r>
+        <w:rPr>
+          <w:rFonts w:cs="B Nazanin"/>
+          <w:rtl/>
+        </w:rPr>
+        <w:t>نشان‌دهنده</w:t>
+      </w:r>
+      <w:proofErr w:type="spellEnd"/>
+      <w:r>
+        <w:rPr>
+          <w:rFonts w:cs="B Nazanin"/>
+          <w:rtl/>
+        </w:rPr>
+        <w:t xml:space="preserve"> وضعیت "</w:t>
+      </w:r>
+      <w:proofErr w:type="spellStart"/>
+      <w:r>
+        <w:rPr>
+          <w:rFonts w:cs="B Nazanin"/>
+          <w:rtl/>
+        </w:rPr>
+        <w:t>لحظه‌ای</w:t>
+      </w:r>
+      <w:proofErr w:type="spellEnd"/>
+      <w:r>
+        <w:rPr>
+          <w:rFonts w:cs="B Nazanin"/>
+          <w:rtl/>
+        </w:rPr>
+        <w:t>" تجهیز است.</w:t>
+      </w:r>
+      <w:r>
+        <w:rPr>
+          <w:rFonts w:cs="B Nazanin"/>
+          <w:rtl/>
+        </w:rPr>
+        <w:br/>
+        <w:t xml:space="preserve"> </w:t>
+      </w:r>
+      <w:proofErr w:type="spellStart"/>
+      <w:r>
+        <w:rPr>
+          <w:rFonts w:cs="B Nazanin"/>
+        </w:rPr>
+        <w:t>Baseline_Limit</w:t>
+      </w:r>
+      <w:proofErr w:type="spellEnd"/>
+      <w:r>
+        <w:rPr>
+          <w:rFonts w:cs="B Nazanin"/>
+        </w:rPr>
+        <w:t xml:space="preserve"> (3Sigma)</w:t>
+      </w:r>
+      <w:r>
+        <w:rPr>
+          <w:rFonts w:cs="B Nazanin"/>
+          <w:rtl/>
+        </w:rPr>
+        <w:t xml:space="preserve">: مرز سلامت </w:t>
+      </w:r>
+      <w:proofErr w:type="spellStart"/>
+      <w:r>
+        <w:rPr>
+          <w:rFonts w:cs="B Nazanin"/>
+          <w:rtl/>
+        </w:rPr>
+        <w:t>سنسور</w:t>
+      </w:r>
+      <w:proofErr w:type="spellEnd"/>
+      <w:r>
+        <w:rPr>
+          <w:rFonts w:cs="B Nazanin"/>
+          <w:rtl/>
+        </w:rPr>
+        <w:t xml:space="preserve">. این عدد بر اساس </w:t>
+      </w:r>
+      <w:proofErr w:type="spellStart"/>
+      <w:r>
+        <w:rPr>
+          <w:rFonts w:cs="B Nazanin"/>
+          <w:rtl/>
+        </w:rPr>
+        <w:t>رفتارِ</w:t>
+      </w:r>
+      <w:proofErr w:type="spellEnd"/>
+      <w:r>
+        <w:rPr>
+          <w:rFonts w:cs="B Nazanin"/>
+          <w:rtl/>
+        </w:rPr>
+        <w:t xml:space="preserve"> نرمال </w:t>
+      </w:r>
+      <w:proofErr w:type="spellStart"/>
+      <w:r>
+        <w:rPr>
+          <w:rFonts w:cs="B Nazanin"/>
+          <w:rtl/>
+        </w:rPr>
+        <w:t>خودِ</w:t>
+      </w:r>
+      <w:proofErr w:type="spellEnd"/>
+      <w:r>
+        <w:rPr>
+          <w:rFonts w:cs="B Nazanin"/>
+          <w:rtl/>
+        </w:rPr>
+        <w:t xml:space="preserve"> </w:t>
+      </w:r>
+      <w:proofErr w:type="spellStart"/>
+      <w:r>
+        <w:rPr>
+          <w:rFonts w:cs="B Nazanin"/>
+          <w:rtl/>
+        </w:rPr>
+        <w:t>سنسور</w:t>
+      </w:r>
+      <w:proofErr w:type="spellEnd"/>
+      <w:r>
+        <w:rPr>
+          <w:rFonts w:cs="B Nazanin"/>
+          <w:rtl/>
+        </w:rPr>
+        <w:t xml:space="preserve"> در گذشته محاسبه شده است (نه بر اساس کاتالوگ). عبور از این عدد یعنی </w:t>
+      </w:r>
+      <w:proofErr w:type="spellStart"/>
+      <w:r>
+        <w:rPr>
+          <w:rFonts w:cs="B Nazanin"/>
+          <w:rtl/>
+        </w:rPr>
+        <w:t>سنسور</w:t>
+      </w:r>
+      <w:proofErr w:type="spellEnd"/>
+      <w:r>
+        <w:rPr>
+          <w:rFonts w:cs="B Nazanin"/>
+          <w:rtl/>
+        </w:rPr>
+        <w:t xml:space="preserve"> وارد فاز غیرعادی شده است.</w:t>
+      </w:r>
+      <w:r>
+        <w:rPr>
+          <w:rFonts w:cs="B Nazanin"/>
+          <w:rtl/>
+        </w:rPr>
+        <w:br/>
+        <w:t xml:space="preserve"> </w:t>
+      </w:r>
+      <w:proofErr w:type="spellStart"/>
+      <w:r>
+        <w:rPr>
+          <w:rFonts w:cs="B Nazanin"/>
+        </w:rPr>
+        <w:t>Average_Slope_per_Hour</w:t>
+      </w:r>
+      <w:proofErr w:type="spellEnd"/>
+      <w:r>
+        <w:rPr>
+          <w:rFonts w:cs="B Nazanin"/>
+          <w:rtl/>
+        </w:rPr>
+        <w:t xml:space="preserve"> (شیب تغییرات): </w:t>
+      </w:r>
+      <w:proofErr w:type="spellStart"/>
+      <w:r>
+        <w:rPr>
+          <w:rFonts w:cs="B Nazanin"/>
+          <w:rtl/>
+        </w:rPr>
+        <w:t>مهم‌ترین</w:t>
+      </w:r>
+      <w:proofErr w:type="spellEnd"/>
+      <w:r>
+        <w:rPr>
+          <w:rFonts w:cs="B Nazanin"/>
+          <w:rtl/>
+        </w:rPr>
+        <w:t xml:space="preserve"> ستون برای پایش پویا.</w:t>
+      </w:r>
+      <w:r>
+        <w:rPr>
+          <w:rFonts w:cs="B Nazanin"/>
+          <w:rtl/>
+        </w:rPr>
+        <w:br/>
+        <w:t xml:space="preserve">عدد مثبت: مقدار </w:t>
+      </w:r>
+      <w:proofErr w:type="spellStart"/>
+      <w:r>
+        <w:rPr>
+          <w:rFonts w:cs="B Nazanin"/>
+          <w:rtl/>
+        </w:rPr>
+        <w:t>سنسور</w:t>
+      </w:r>
+      <w:proofErr w:type="spellEnd"/>
+      <w:r>
+        <w:rPr>
+          <w:rFonts w:cs="B Nazanin"/>
+          <w:rtl/>
+        </w:rPr>
+        <w:t xml:space="preserve"> در حال افزایش است.  عدد بزرگ: </w:t>
+      </w:r>
+      <w:proofErr w:type="spellStart"/>
+      <w:r>
+        <w:rPr>
+          <w:rFonts w:cs="B Nazanin"/>
+          <w:rtl/>
+        </w:rPr>
+        <w:t>نشان‌دهنده</w:t>
+      </w:r>
+      <w:proofErr w:type="spellEnd"/>
+      <w:r>
+        <w:rPr>
+          <w:rFonts w:cs="B Nazanin"/>
+          <w:rtl/>
+        </w:rPr>
+        <w:t xml:space="preserve"> یک تغییر ناگهانی یا حاد (تخریب سریع).  عدد نزدیک به صفر: وضعیت پایدار است. </w:t>
+      </w:r>
+      <w:proofErr w:type="spellStart"/>
+      <w:r>
+        <w:rPr>
+          <w:rFonts w:cs="B Nazanin"/>
+        </w:rPr>
+        <w:t>Hours_to_Threshold</w:t>
+      </w:r>
+      <w:proofErr w:type="spellEnd"/>
+      <w:r>
+        <w:rPr>
+          <w:rFonts w:cs="B Nazanin"/>
+        </w:rPr>
+        <w:t xml:space="preserve"> (TTT)</w:t>
+      </w:r>
+      <w:r>
+        <w:rPr>
+          <w:rFonts w:cs="B Nazanin"/>
+          <w:rtl/>
+        </w:rPr>
+        <w:t xml:space="preserve">: زمان </w:t>
+      </w:r>
+      <w:proofErr w:type="spellStart"/>
+      <w:r>
+        <w:rPr>
+          <w:rFonts w:cs="B Nazanin"/>
+          <w:rtl/>
+        </w:rPr>
+        <w:t>باقی‌مانده</w:t>
+      </w:r>
+      <w:proofErr w:type="spellEnd"/>
+      <w:r>
+        <w:rPr>
+          <w:rFonts w:cs="B Nazanin"/>
+          <w:rtl/>
+        </w:rPr>
+        <w:t xml:space="preserve"> تا خطا.</w:t>
+      </w:r>
+      <w:r>
+        <w:rPr>
+          <w:rFonts w:cs="B Nazanin" w:hint="cs"/>
+          <w:rtl/>
+        </w:rPr>
+        <w:t xml:space="preserve"> </w:t>
+      </w:r>
+      <w:r>
+        <w:rPr>
+          <w:rFonts w:cs="B Nazanin"/>
+          <w:rtl/>
+        </w:rPr>
+        <w:t xml:space="preserve">این ستون تخمین </w:t>
+      </w:r>
+      <w:proofErr w:type="spellStart"/>
+      <w:r>
+        <w:rPr>
+          <w:rFonts w:cs="B Nazanin"/>
+          <w:rtl/>
+        </w:rPr>
+        <w:t>می‌زند</w:t>
+      </w:r>
+      <w:proofErr w:type="spellEnd"/>
+      <w:r>
+        <w:rPr>
+          <w:rFonts w:cs="B Nazanin"/>
+          <w:rtl/>
+        </w:rPr>
+        <w:t xml:space="preserve"> که با سرعت فعلی (شیب)، چند ساعت دیگر طول </w:t>
+      </w:r>
+      <w:proofErr w:type="spellStart"/>
+      <w:r>
+        <w:rPr>
+          <w:rFonts w:cs="B Nazanin"/>
+          <w:rtl/>
+        </w:rPr>
+        <w:t>می‌کشد</w:t>
+      </w:r>
+      <w:proofErr w:type="spellEnd"/>
+      <w:r>
+        <w:rPr>
+          <w:rFonts w:cs="B Nazanin"/>
+          <w:rtl/>
+        </w:rPr>
+        <w:t xml:space="preserve"> تا </w:t>
+      </w:r>
+      <w:proofErr w:type="spellStart"/>
+      <w:r>
+        <w:rPr>
+          <w:rFonts w:cs="B Nazanin"/>
+          <w:rtl/>
+        </w:rPr>
+        <w:t>سنسور</w:t>
+      </w:r>
+      <w:proofErr w:type="spellEnd"/>
+      <w:r>
+        <w:rPr>
+          <w:rFonts w:cs="B Nazanin"/>
+          <w:rtl/>
+        </w:rPr>
+        <w:t xml:space="preserve"> به مرز بحرانی برسد. تفسیر: اگر عدد کوچکی (مثلاً ۴۸ ساعت) </w:t>
+      </w:r>
+      <w:proofErr w:type="spellStart"/>
+      <w:r>
+        <w:rPr>
+          <w:rFonts w:cs="B Nazanin"/>
+          <w:rtl/>
+        </w:rPr>
+        <w:t>می‌بینید</w:t>
+      </w:r>
+      <w:proofErr w:type="spellEnd"/>
+      <w:r>
+        <w:rPr>
+          <w:rFonts w:cs="B Nazanin"/>
+          <w:rtl/>
+        </w:rPr>
+        <w:t>، یعنی روند تخریب سریع است و نیاز به بازرسی فوری دارد.</w:t>
+      </w:r>
+    </w:p>
+    <w:p>
+      <w:pPr>
+        <w:rPr>
+          <w:rFonts w:cs="B Nazanin"/>
+        </w:rPr>
+      </w:pPr>
+      <w:r>
+        <w:rPr>
+          <w:rFonts w:cs="B Nazanin"/>
+          <w:rtl/>
+        </w:rPr>
+        <w:lastRenderedPageBreak/>
+        <w:br/>
+        <w:t xml:space="preserve"> ۲. </w:t>
+      </w:r>
+      <w:proofErr w:type="spellStart"/>
+      <w:r>
+        <w:rPr>
+          <w:rFonts w:cs="B Nazanin"/>
+          <w:rtl/>
+        </w:rPr>
+        <w:t>رتبه‌بندی</w:t>
+      </w:r>
+      <w:proofErr w:type="spellEnd"/>
+      <w:r>
+        <w:rPr>
+          <w:rFonts w:cs="B Nazanin"/>
+          <w:rtl/>
+        </w:rPr>
+        <w:t xml:space="preserve"> </w:t>
+      </w:r>
+      <w:proofErr w:type="spellStart"/>
+      <w:r>
+        <w:rPr>
+          <w:rFonts w:cs="B Nazanin"/>
+          <w:rtl/>
+        </w:rPr>
+        <w:t>ریشه‌یابی</w:t>
+      </w:r>
+      <w:proofErr w:type="spellEnd"/>
+      <w:r>
+        <w:rPr>
+          <w:rFonts w:cs="B Nazanin"/>
+          <w:rtl/>
+        </w:rPr>
+        <w:t xml:space="preserve"> خطا (</w:t>
+      </w:r>
+      <w:r>
+        <w:rPr>
+          <w:rFonts w:cs="B Nazanin"/>
+        </w:rPr>
+        <w:t xml:space="preserve">Sheet: </w:t>
+      </w:r>
+      <w:proofErr w:type="spellStart"/>
+      <w:r>
+        <w:rPr>
+          <w:rFonts w:cs="B Nazanin"/>
+        </w:rPr>
+        <w:t>RCA_Ranking</w:t>
+      </w:r>
+      <w:proofErr w:type="spellEnd"/>
+      <w:r>
+        <w:rPr>
+          <w:rFonts w:cs="B Nazanin"/>
+          <w:rtl/>
+        </w:rPr>
+        <w:t>)</w:t>
+      </w:r>
+      <w:r>
+        <w:rPr>
+          <w:rFonts w:cs="B Nazanin"/>
+          <w:rtl/>
+        </w:rPr>
+        <w:br/>
+        <w:t xml:space="preserve">این لیست شامل تمام </w:t>
+      </w:r>
+      <w:proofErr w:type="spellStart"/>
+      <w:r>
+        <w:rPr>
+          <w:rFonts w:cs="B Nazanin"/>
+          <w:rtl/>
+        </w:rPr>
+        <w:t>سنسورهاست</w:t>
+      </w:r>
+      <w:proofErr w:type="spellEnd"/>
+      <w:r>
+        <w:rPr>
+          <w:rFonts w:cs="B Nazanin"/>
+          <w:rtl/>
+        </w:rPr>
+        <w:t xml:space="preserve"> که بر اساس </w:t>
+      </w:r>
+      <w:proofErr w:type="spellStart"/>
+      <w:r>
+        <w:rPr>
+          <w:rFonts w:cs="B Nazanin"/>
+        </w:rPr>
+        <w:t>Deviation_Score</w:t>
+      </w:r>
+      <w:proofErr w:type="spellEnd"/>
+      <w:r>
+        <w:rPr>
+          <w:rFonts w:cs="B Nazanin"/>
+          <w:rtl/>
+        </w:rPr>
+        <w:t xml:space="preserve"> مرتب </w:t>
+      </w:r>
+      <w:proofErr w:type="spellStart"/>
+      <w:r>
+        <w:rPr>
+          <w:rFonts w:cs="B Nazanin"/>
+          <w:rtl/>
+        </w:rPr>
+        <w:t>شده‌اند</w:t>
+      </w:r>
+      <w:proofErr w:type="spellEnd"/>
+      <w:r>
+        <w:rPr>
+          <w:rFonts w:cs="B Nazanin"/>
+          <w:rtl/>
+        </w:rPr>
+        <w:t>.</w:t>
+      </w:r>
+      <w:r>
+        <w:rPr>
+          <w:rFonts w:cs="B Nazanin"/>
+          <w:rtl/>
+        </w:rPr>
+        <w:br/>
+        <w:t xml:space="preserve"> </w:t>
+      </w:r>
+      <w:proofErr w:type="spellStart"/>
+      <w:r>
+        <w:rPr>
+          <w:rFonts w:cs="B Nazanin"/>
+        </w:rPr>
+        <w:t>Deviation_Score</w:t>
+      </w:r>
+      <w:proofErr w:type="spellEnd"/>
+      <w:r>
+        <w:rPr>
+          <w:rFonts w:cs="B Nazanin"/>
+          <w:rtl/>
+        </w:rPr>
+        <w:t xml:space="preserve"> (امتیاز انحراف): </w:t>
+      </w:r>
+      <w:proofErr w:type="spellStart"/>
+      <w:r>
+        <w:rPr>
+          <w:rFonts w:cs="B Nazanin"/>
+          <w:rtl/>
+        </w:rPr>
+        <w:t>نشان‌دهنده</w:t>
+      </w:r>
+      <w:proofErr w:type="spellEnd"/>
+      <w:r>
+        <w:rPr>
+          <w:rFonts w:cs="B Nazanin"/>
+          <w:rtl/>
+        </w:rPr>
+        <w:t xml:space="preserve"> شدت تغییر رفتار </w:t>
+      </w:r>
+      <w:proofErr w:type="spellStart"/>
+      <w:r>
+        <w:rPr>
+          <w:rFonts w:cs="B Nazanin"/>
+          <w:rtl/>
+        </w:rPr>
+        <w:t>سنسور</w:t>
+      </w:r>
+      <w:proofErr w:type="spellEnd"/>
+      <w:r>
+        <w:rPr>
+          <w:rFonts w:cs="B Nazanin"/>
+          <w:rtl/>
+        </w:rPr>
+        <w:t xml:space="preserve"> است.</w:t>
+      </w:r>
+      <w:r>
+        <w:rPr>
+          <w:rFonts w:cs="B Nazanin"/>
+          <w:rtl/>
+        </w:rPr>
+        <w:br/>
+      </w:r>
+      <w:r>
+        <w:rPr>
+          <w:rFonts w:cs="B Nazanin"/>
+        </w:rPr>
+        <w:t>Score</w:t>
+      </w:r>
+      <w:r>
+        <w:rPr>
+          <w:rFonts w:cs="B Nazanin"/>
+          <w:rtl/>
+        </w:rPr>
+        <w:t xml:space="preserve"> &lt; 1: وضعیت نرمال.</w:t>
+      </w:r>
+      <w:r>
+        <w:rPr>
+          <w:rFonts w:cs="B Nazanin"/>
+          <w:rtl/>
+        </w:rPr>
+        <w:br/>
+        <w:t xml:space="preserve">1 &lt; </w:t>
+      </w:r>
+      <w:r>
+        <w:rPr>
+          <w:rFonts w:cs="B Nazanin"/>
+        </w:rPr>
+        <w:t>Score</w:t>
+      </w:r>
+      <w:r>
+        <w:rPr>
+          <w:rFonts w:cs="B Nazanin"/>
+          <w:rtl/>
+        </w:rPr>
+        <w:t xml:space="preserve"> &lt; 3: تغییرات جزیی (نیاز به پایش بیشتر).</w:t>
+      </w:r>
+      <w:r>
+        <w:rPr>
+          <w:rFonts w:cs="B Nazanin"/>
+          <w:rtl/>
+        </w:rPr>
+        <w:br/>
+      </w:r>
+      <w:r>
+        <w:rPr>
+          <w:rFonts w:cs="B Nazanin"/>
+        </w:rPr>
+        <w:t>Score</w:t>
+      </w:r>
+      <w:r>
+        <w:rPr>
+          <w:rFonts w:cs="B Nazanin"/>
+          <w:rtl/>
+        </w:rPr>
+        <w:t xml:space="preserve"> &gt; 3: تغییر رفتار قطعی و جدی </w:t>
+      </w:r>
+      <w:proofErr w:type="spellStart"/>
+      <w:r>
+        <w:rPr>
+          <w:rFonts w:cs="B Nazanin"/>
+          <w:rtl/>
+        </w:rPr>
+        <w:t>سنسور</w:t>
+      </w:r>
+      <w:proofErr w:type="spellEnd"/>
+      <w:r>
+        <w:rPr>
+          <w:rFonts w:cs="B Nazanin"/>
+          <w:rtl/>
+        </w:rPr>
+        <w:t>.</w:t>
+      </w:r>
+      <w:r>
+        <w:rPr>
+          <w:rFonts w:cs="B Nazanin"/>
+          <w:rtl/>
+        </w:rPr>
+        <w:br/>
+        <w:t xml:space="preserve"> کاربرد: </w:t>
+      </w:r>
+      <w:proofErr w:type="spellStart"/>
+      <w:r>
+        <w:rPr>
+          <w:rFonts w:cs="B Nazanin"/>
+          <w:rtl/>
+        </w:rPr>
+        <w:t>سنسوری</w:t>
+      </w:r>
+      <w:proofErr w:type="spellEnd"/>
+      <w:r>
+        <w:rPr>
+          <w:rFonts w:cs="B Nazanin"/>
+          <w:rtl/>
+        </w:rPr>
+        <w:t xml:space="preserve"> که بالاترین امتیاز را دارد، لزوماً خراب نیست، بلکه </w:t>
+      </w:r>
+      <w:proofErr w:type="spellStart"/>
+      <w:r>
+        <w:rPr>
+          <w:rFonts w:cs="B Nazanin"/>
+          <w:rtl/>
+        </w:rPr>
+        <w:t>سنسوری</w:t>
+      </w:r>
+      <w:proofErr w:type="spellEnd"/>
+      <w:r>
+        <w:rPr>
+          <w:rFonts w:cs="B Nazanin"/>
+          <w:rtl/>
+        </w:rPr>
+        <w:t xml:space="preserve"> است که بیشترین تاثیر را از حادثه یا تغییر شرایط پذیرفته است. در </w:t>
+      </w:r>
+      <w:proofErr w:type="spellStart"/>
+      <w:r>
+        <w:rPr>
+          <w:rFonts w:cs="B Nazanin"/>
+          <w:rtl/>
+        </w:rPr>
+        <w:t>ریشه‌یابی</w:t>
+      </w:r>
+      <w:proofErr w:type="spellEnd"/>
+      <w:r>
+        <w:rPr>
+          <w:rFonts w:cs="B Nazanin"/>
+          <w:rtl/>
+        </w:rPr>
+        <w:t xml:space="preserve"> خطا (</w:t>
+      </w:r>
+      <w:r>
+        <w:rPr>
+          <w:rFonts w:cs="B Nazanin"/>
+        </w:rPr>
+        <w:t>RCA</w:t>
+      </w:r>
+      <w:r>
+        <w:rPr>
+          <w:rFonts w:cs="B Nazanin"/>
+          <w:rtl/>
+        </w:rPr>
+        <w:t xml:space="preserve">)، ابتدا باید سراغ </w:t>
+      </w:r>
+      <w:proofErr w:type="spellStart"/>
+      <w:r>
+        <w:rPr>
+          <w:rFonts w:cs="B Nazanin"/>
+          <w:rtl/>
+        </w:rPr>
+        <w:t>سنسورهای</w:t>
+      </w:r>
+      <w:proofErr w:type="spellEnd"/>
+      <w:r>
+        <w:rPr>
+          <w:rFonts w:cs="B Nazanin"/>
+          <w:rtl/>
+        </w:rPr>
+        <w:t xml:space="preserve"> بالای این لیست رفت.</w:t>
+      </w:r>
+      <w:r>
+        <w:rPr>
+          <w:rFonts w:cs="B Nazanin"/>
+          <w:rtl/>
+        </w:rPr>
+        <w:br/>
+      </w:r>
+      <w:r>
+        <w:rPr>
+          <w:rFonts w:cs="B Nazanin"/>
+          <w:rtl/>
+        </w:rPr>
+        <w:br/>
+      </w:r>
+      <w:r>
+        <w:rPr>
+          <w:rFonts w:cs="B Nazanin"/>
+          <w:rtl/>
+        </w:rPr>
+        <w:br/>
+      </w:r>
       <w:r>
         <w:rPr>
           <w:rFonts w:cs="B Nazanin"/>
@@ -192,130 +1584,77 @@
           <w:bCs/>
           <w:rtl/>
         </w:rPr>
-        <w:t>عنوان: پایش نرخ تغییرات (</w:t>
+        <w:t xml:space="preserve"> مبانی تئوری و استانداردهای مورد استفاده</w:t>
+      </w:r>
+      <w:r>
+        <w:rPr>
+          <w:rFonts w:cs="B Nazanin"/>
+          <w:rtl/>
+        </w:rPr>
+        <w:br/>
+        <w:t xml:space="preserve">تحلیل انجام شده در این کد بر پایه سه اصل علمی در حوزه نگهداری و تعمیرات </w:t>
+      </w:r>
+      <w:proofErr w:type="spellStart"/>
+      <w:r>
+        <w:rPr>
+          <w:rFonts w:cs="B Nazanin"/>
+          <w:rtl/>
+        </w:rPr>
+        <w:t>پیش‌بینانه</w:t>
+      </w:r>
+      <w:proofErr w:type="spellEnd"/>
+      <w:r>
+        <w:rPr>
+          <w:rFonts w:cs="B Nazanin"/>
+          <w:rtl/>
+        </w:rPr>
+        <w:t xml:space="preserve"> (</w:t>
+      </w:r>
+      <w:proofErr w:type="spellStart"/>
+      <w:r>
+        <w:rPr>
+          <w:rFonts w:cs="B Nazanin"/>
+        </w:rPr>
+        <w:t>PdM</w:t>
+      </w:r>
+      <w:proofErr w:type="spellEnd"/>
+      <w:r>
+        <w:rPr>
+          <w:rFonts w:cs="B Nazanin"/>
+          <w:rtl/>
+        </w:rPr>
+        <w:t>) است:</w:t>
+      </w:r>
+      <w:r>
+        <w:rPr>
+          <w:rFonts w:cs="B Nazanin"/>
+          <w:rtl/>
+        </w:rPr>
+        <w:br/>
+      </w:r>
+      <w:r>
+        <w:rPr>
+          <w:rFonts w:cs="B Nazanin"/>
+          <w:rtl/>
+        </w:rPr>
+        <w:br/>
       </w:r>
       <w:r>
         <w:rPr>
           <w:rFonts w:cs="B Nazanin"/>
           <w:b/>
           <w:bCs/>
-        </w:rPr>
-        <w:t>Rate of Change Monitoring</w:t>
+          <w:rtl/>
+        </w:rPr>
+        <w:t xml:space="preserve"> ۱. قانون ۳سیگما (3</w:t>
       </w:r>
       <w:r>
         <w:rPr>
           <w:rFonts w:cs="B Nazanin"/>
           <w:b/>
           <w:bCs/>
-          <w:rtl/>
-        </w:rPr>
-        <w:t>)</w:t>
-      </w:r>
-      <w:r>
-        <w:rPr>
-          <w:rFonts w:cs="B Nazanin"/>
-          <w:rtl/>
-        </w:rPr>
-        <w:br/>
-      </w:r>
-      <w:r>
-        <w:rPr>
-          <w:rFonts w:cs="B Nazanin"/>
-          <w:rtl/>
-        </w:rPr>
-        <w:br/>
-        <w:t xml:space="preserve">تعریف: این </w:t>
-      </w:r>
-      <w:proofErr w:type="spellStart"/>
-      <w:r>
-        <w:rPr>
-          <w:rFonts w:cs="B Nazanin"/>
-          <w:rtl/>
-        </w:rPr>
-        <w:t>ماژول</w:t>
-      </w:r>
-      <w:proofErr w:type="spellEnd"/>
-      <w:r>
-        <w:rPr>
-          <w:rFonts w:cs="B Nazanin"/>
-          <w:rtl/>
-        </w:rPr>
-        <w:t xml:space="preserve"> سرعت تغییرات پارامترهای عملیاتی را در واحد زمان سنجش </w:t>
-      </w:r>
-      <w:proofErr w:type="spellStart"/>
-      <w:r>
-        <w:rPr>
-          <w:rFonts w:cs="B Nazanin"/>
-          <w:rtl/>
-        </w:rPr>
-        <w:t>می‌کند</w:t>
-      </w:r>
-      <w:proofErr w:type="spellEnd"/>
-      <w:r>
-        <w:rPr>
-          <w:rFonts w:cs="B Nazanin"/>
-          <w:rtl/>
-        </w:rPr>
-        <w:t>. برخلاف حدود ثابت (</w:t>
-      </w:r>
-      <w:r>
-        <w:rPr>
-          <w:rFonts w:cs="B Nazanin"/>
-        </w:rPr>
-        <w:t>Static Thresholds</w:t>
-      </w:r>
-      <w:r>
-        <w:rPr>
-          <w:rFonts w:cs="B Nazanin"/>
-          <w:rtl/>
-        </w:rPr>
-        <w:t xml:space="preserve">)، این تکنیک قادر است </w:t>
-      </w:r>
-      <w:proofErr w:type="spellStart"/>
-      <w:r>
-        <w:rPr>
-          <w:rFonts w:cs="B Nazanin"/>
-          <w:rtl/>
-        </w:rPr>
-        <w:t>ناهنجاری‌هایی</w:t>
-      </w:r>
-      <w:proofErr w:type="spellEnd"/>
-      <w:r>
-        <w:rPr>
-          <w:rFonts w:cs="B Nazanin"/>
-          <w:rtl/>
-        </w:rPr>
-        <w:t xml:space="preserve"> را که ماهیت «</w:t>
-      </w:r>
-      <w:proofErr w:type="spellStart"/>
-      <w:r>
-        <w:rPr>
-          <w:rFonts w:cs="B Nazanin"/>
-          <w:rtl/>
-        </w:rPr>
-        <w:t>جهشی</w:t>
-      </w:r>
-      <w:proofErr w:type="spellEnd"/>
-      <w:r>
-        <w:rPr>
-          <w:rFonts w:cs="B Nazanin"/>
-          <w:rtl/>
-        </w:rPr>
-        <w:t>» یا «رشد شتابان» دارند، پیش از رسیدن به وضعیت بحرانی شناسایی کند.</w:t>
-      </w:r>
-      <w:r>
-        <w:rPr>
-          <w:rFonts w:cs="B Nazanin"/>
-          <w:rtl/>
-        </w:rPr>
-        <w:br/>
-      </w:r>
-      <w:r>
-        <w:rPr>
-          <w:rFonts w:cs="B Nazanin"/>
-          <w:rtl/>
-        </w:rPr>
-        <w:br/>
+        </w:rPr>
+        <w:t>Sigma Rule</w:t>
       </w:r>
       <w:r>
         <w:rPr>
@@ -324,9 +1663,299 @@
           <w:bCs/>
           <w:rtl/>
         </w:rPr>
-        <w:t xml:space="preserve">مبانی </w:t>
-      </w:r>
-      <w:proofErr w:type="spellStart"/>
+        <w:t>)</w:t>
+      </w:r>
+      <w:r>
+        <w:rPr>
+          <w:rFonts w:cs="B Nazanin"/>
+          <w:rtl/>
+        </w:rPr>
+        <w:br/>
+        <w:t>مبنای تعیین "حد سلامت" در این کد، استاندارد آماری توزیع نرمال است.</w:t>
+      </w:r>
+      <w:r>
+        <w:rPr>
+          <w:rFonts w:cs="B Nazanin"/>
+          <w:rtl/>
+        </w:rPr>
+        <w:br/>
+        <w:t xml:space="preserve"> تئوری: در یک فرآیند سالم، ۹۹.۷</w:t>
+      </w:r>
+      <w:r>
+        <w:rPr>
+          <w:rFonts w:ascii="Sakkal Majalla" w:hAnsi="Sakkal Majalla" w:cs="Sakkal Majalla" w:hint="cs"/>
+          <w:rtl/>
+        </w:rPr>
+        <w:t>٪</w:t>
+      </w:r>
+      <w:r>
+        <w:rPr>
+          <w:rFonts w:cs="B Nazanin"/>
+          <w:rtl/>
+        </w:rPr>
+        <w:t xml:space="preserve"> </w:t>
+      </w:r>
+      <w:proofErr w:type="spellStart"/>
+      <w:r>
+        <w:rPr>
+          <w:rFonts w:cs="B Nazanin" w:hint="cs"/>
+          <w:rtl/>
+        </w:rPr>
+        <w:t>داده‌ها</w:t>
+      </w:r>
+      <w:proofErr w:type="spellEnd"/>
+      <w:r>
+        <w:rPr>
+          <w:rFonts w:cs="B Nazanin"/>
+          <w:rtl/>
+        </w:rPr>
+        <w:t xml:space="preserve"> </w:t>
+      </w:r>
+      <w:r>
+        <w:rPr>
+          <w:rFonts w:cs="B Nazanin" w:hint="cs"/>
+          <w:rtl/>
+        </w:rPr>
+        <w:t>باید</w:t>
+      </w:r>
+      <w:r>
+        <w:rPr>
+          <w:rFonts w:cs="B Nazanin"/>
+          <w:rtl/>
+        </w:rPr>
+        <w:t xml:space="preserve"> </w:t>
+      </w:r>
+      <w:r>
+        <w:rPr>
+          <w:rFonts w:cs="B Nazanin" w:hint="cs"/>
+          <w:rtl/>
+        </w:rPr>
+        <w:t>در</w:t>
+      </w:r>
+      <w:r>
+        <w:rPr>
+          <w:rFonts w:cs="B Nazanin"/>
+          <w:rtl/>
+        </w:rPr>
+        <w:t xml:space="preserve"> </w:t>
+      </w:r>
+      <w:r>
+        <w:rPr>
+          <w:rFonts w:cs="B Nazanin" w:hint="cs"/>
+          <w:rtl/>
+        </w:rPr>
+        <w:t>محدوده</w:t>
+      </w:r>
+      <w:r>
+        <w:rPr>
+          <w:rFonts w:cs="B Nazanin"/>
+          <w:rtl/>
+        </w:rPr>
+        <w:t xml:space="preserve"> (</w:t>
+      </w:r>
+      <w:r>
+        <w:rPr>
+          <w:rFonts w:cs="B Nazanin" w:hint="cs"/>
+          <w:rtl/>
+        </w:rPr>
+        <w:t>میانگین</w:t>
+      </w:r>
+      <w:r>
+        <w:rPr>
+          <w:rFonts w:cs="B Nazanin"/>
+          <w:rtl/>
+        </w:rPr>
+        <w:t xml:space="preserve"> </w:t>
+      </w:r>
+      <w:r>
+        <w:rPr>
+          <w:rFonts w:ascii="Cambria" w:hAnsi="Cambria" w:cs="Cambria" w:hint="cs"/>
+          <w:rtl/>
+        </w:rPr>
+        <w:t>±</w:t>
+      </w:r>
+      <w:r>
+        <w:rPr>
+          <w:rFonts w:cs="B Nazanin"/>
+          <w:rtl/>
+        </w:rPr>
+        <w:t xml:space="preserve"> </w:t>
+      </w:r>
+      <w:r>
+        <w:rPr>
+          <w:rFonts w:cs="B Nazanin" w:hint="cs"/>
+          <w:rtl/>
+        </w:rPr>
+        <w:t>۳</w:t>
+      </w:r>
+      <w:r>
+        <w:rPr>
+          <w:rFonts w:cs="B Nazanin"/>
+          <w:rtl/>
+        </w:rPr>
+        <w:t xml:space="preserve"> </w:t>
+      </w:r>
+      <w:r>
+        <w:rPr>
+          <w:rFonts w:cs="B Nazanin" w:hint="cs"/>
+          <w:rtl/>
+        </w:rPr>
+        <w:t>برابر</w:t>
+      </w:r>
+      <w:r>
+        <w:rPr>
+          <w:rFonts w:cs="B Nazanin"/>
+          <w:rtl/>
+        </w:rPr>
+        <w:t xml:space="preserve"> </w:t>
+      </w:r>
+      <w:r>
+        <w:rPr>
+          <w:rFonts w:cs="B Nazanin" w:hint="cs"/>
+          <w:rtl/>
+        </w:rPr>
+        <w:t>انحراف</w:t>
+      </w:r>
+      <w:r>
+        <w:rPr>
+          <w:rFonts w:cs="B Nazanin"/>
+          <w:rtl/>
+        </w:rPr>
+        <w:t xml:space="preserve"> </w:t>
+      </w:r>
+      <w:r>
+        <w:rPr>
+          <w:rFonts w:cs="B Nazanin" w:hint="cs"/>
+          <w:rtl/>
+        </w:rPr>
+        <w:t>معیار</w:t>
+      </w:r>
+      <w:r>
+        <w:rPr>
+          <w:rFonts w:cs="B Nazanin"/>
+          <w:rtl/>
+        </w:rPr>
+        <w:t xml:space="preserve">) </w:t>
+      </w:r>
+      <w:r>
+        <w:rPr>
+          <w:rFonts w:cs="B Nazanin" w:hint="cs"/>
+          <w:rtl/>
+        </w:rPr>
+        <w:t>قرار</w:t>
+      </w:r>
+      <w:r>
+        <w:rPr>
+          <w:rFonts w:cs="B Nazanin"/>
+          <w:rtl/>
+        </w:rPr>
+        <w:t xml:space="preserve"> </w:t>
+      </w:r>
+      <w:r>
+        <w:rPr>
+          <w:rFonts w:cs="B Nazanin" w:hint="cs"/>
+          <w:rtl/>
+        </w:rPr>
+        <w:t>بگیرند</w:t>
+      </w:r>
+      <w:r>
+        <w:rPr>
+          <w:rFonts w:cs="B Nazanin"/>
+          <w:rtl/>
+        </w:rPr>
+        <w:t>.</w:t>
+      </w:r>
+      <w:r>
+        <w:rPr>
+          <w:rFonts w:cs="B Nazanin"/>
+          <w:rtl/>
+        </w:rPr>
+        <w:br/>
+        <w:t xml:space="preserve"> استاندارد: این روش در کنترل فرآیند آماری (</w:t>
+      </w:r>
+      <w:r>
+        <w:rPr>
+          <w:rFonts w:cs="B Nazanin"/>
+        </w:rPr>
+        <w:t>SPC</w:t>
+      </w:r>
+      <w:r>
+        <w:rPr>
+          <w:rFonts w:cs="B Nazanin"/>
+          <w:rtl/>
+        </w:rPr>
+        <w:t xml:space="preserve">) استفاده </w:t>
+      </w:r>
+      <w:proofErr w:type="spellStart"/>
+      <w:r>
+        <w:rPr>
+          <w:rFonts w:cs="B Nazanin"/>
+          <w:rtl/>
+        </w:rPr>
+        <w:t>می‌شود</w:t>
+      </w:r>
+      <w:proofErr w:type="spellEnd"/>
+      <w:r>
+        <w:rPr>
+          <w:rFonts w:cs="B Nazanin"/>
+          <w:rtl/>
+        </w:rPr>
+        <w:t xml:space="preserve">. وقتی </w:t>
+      </w:r>
+      <w:proofErr w:type="spellStart"/>
+      <w:r>
+        <w:rPr>
+          <w:rFonts w:cs="B Nazanin"/>
+          <w:rtl/>
+        </w:rPr>
+        <w:t>سنسور</w:t>
+      </w:r>
+      <w:proofErr w:type="spellEnd"/>
+      <w:r>
+        <w:rPr>
+          <w:rFonts w:cs="B Nazanin"/>
+          <w:rtl/>
+        </w:rPr>
+        <w:t xml:space="preserve"> از حد ۳سیگما عبور </w:t>
+      </w:r>
+      <w:proofErr w:type="spellStart"/>
+      <w:r>
+        <w:rPr>
+          <w:rFonts w:cs="B Nazanin"/>
+          <w:rtl/>
+        </w:rPr>
+        <w:t>می‌کند</w:t>
+      </w:r>
+      <w:proofErr w:type="spellEnd"/>
+      <w:r>
+        <w:rPr>
+          <w:rFonts w:cs="B Nazanin"/>
+          <w:rtl/>
+        </w:rPr>
+        <w:t xml:space="preserve">، از نظر آماری ثابت </w:t>
+      </w:r>
+      <w:proofErr w:type="spellStart"/>
+      <w:r>
+        <w:rPr>
+          <w:rFonts w:cs="B Nazanin"/>
+          <w:rtl/>
+        </w:rPr>
+        <w:t>می‌شود</w:t>
+      </w:r>
+      <w:proofErr w:type="spellEnd"/>
+      <w:r>
+        <w:rPr>
+          <w:rFonts w:cs="B Nazanin"/>
+          <w:rtl/>
+        </w:rPr>
+        <w:t xml:space="preserve"> که "رفتار تجهیز تغییر کرده" و این یک نوسان تصادفی نیست.</w:t>
+      </w:r>
+      <w:r>
+        <w:rPr>
+          <w:rFonts w:cs="B Nazanin"/>
+        </w:rPr>
+        <w:br/>
+      </w:r>
       <w:r>
         <w:rPr>
           <w:rFonts w:cs="B Nazanin"/>
@@ -334,9 +1963,9 @@
           <w:bCs/>
           <w:rtl/>
         </w:rPr>
-        <w:t>محاسباتی</w:t>
-      </w:r>
-      <w:proofErr w:type="spellEnd"/>
+        <w:t xml:space="preserve"> ۲. تحلیل روند و </w:t>
+      </w:r>
+      <w:proofErr w:type="spellStart"/>
       <w:r>
         <w:rPr>
           <w:rFonts w:cs="B Nazanin"/>
@@ -344,112 +1973,9 @@
           <w:bCs/>
           <w:rtl/>
         </w:rPr>
-        <w:t>:</w:t>
-      </w:r>
-      <w:r>
-        <w:rPr>
-          <w:rFonts w:cs="B Nazanin"/>
-          <w:rtl/>
-        </w:rPr>
-        <w:br/>
-        <w:t xml:space="preserve">- محاسبه مشتق زمانی پارامتر بر اساس </w:t>
-      </w:r>
-      <w:proofErr w:type="spellStart"/>
-      <w:r>
-        <w:rPr>
-          <w:rFonts w:cs="B Nazanin"/>
-          <w:rtl/>
-        </w:rPr>
-        <w:t>پنجره‌های</w:t>
-      </w:r>
-      <w:proofErr w:type="spellEnd"/>
-      <w:r>
-        <w:rPr>
-          <w:rFonts w:cs="B Nazanin"/>
-          <w:rtl/>
-        </w:rPr>
-        <w:t xml:space="preserve"> لغزان (</w:t>
-      </w:r>
-      <w:r>
-        <w:rPr>
-          <w:rFonts w:cs="B Nazanin"/>
-        </w:rPr>
-        <w:t>Sliding Windows</w:t>
-      </w:r>
-      <w:r>
-        <w:rPr>
-          <w:rFonts w:cs="B Nazanin"/>
-          <w:rtl/>
-        </w:rPr>
-        <w:t>).</w:t>
-      </w:r>
-      <w:r>
-        <w:rPr>
-          <w:rFonts w:cs="B Nazanin"/>
-          <w:rtl/>
-        </w:rPr>
-        <w:br/>
-        <w:t>- تعیین حد مجاز سرعت تغییرات بر اساس مشخصات فنی سازنده (</w:t>
-      </w:r>
-      <w:r>
-        <w:rPr>
-          <w:rFonts w:cs="B Nazanin"/>
-        </w:rPr>
-        <w:t>OEM</w:t>
-      </w:r>
-      <w:r>
-        <w:rPr>
-          <w:rFonts w:cs="B Nazanin"/>
-          <w:rtl/>
-        </w:rPr>
-        <w:t xml:space="preserve">) و رفتارهای تاریخی تجهیز در شرایط </w:t>
-      </w:r>
-      <w:proofErr w:type="spellStart"/>
-      <w:r>
-        <w:rPr>
-          <w:rFonts w:cs="B Nazanin"/>
-          <w:rtl/>
-        </w:rPr>
-        <w:t>استارت‌آپ</w:t>
-      </w:r>
-      <w:proofErr w:type="spellEnd"/>
-      <w:r>
-        <w:rPr>
-          <w:rFonts w:cs="B Nazanin"/>
-          <w:rtl/>
-        </w:rPr>
-        <w:t xml:space="preserve"> و </w:t>
-      </w:r>
-      <w:proofErr w:type="spellStart"/>
-      <w:r>
-        <w:rPr>
-          <w:rFonts w:cs="B Nazanin"/>
-          <w:rtl/>
-        </w:rPr>
-        <w:t>بارگذاری</w:t>
-      </w:r>
-      <w:proofErr w:type="spellEnd"/>
-      <w:r>
-        <w:rPr>
-          <w:rFonts w:cs="B Nazanin"/>
-          <w:rtl/>
-        </w:rPr>
-        <w:t>.</w:t>
-      </w:r>
-      <w:r>
-        <w:rPr>
-          <w:rFonts w:cs="B Nazanin"/>
-          <w:rtl/>
-        </w:rPr>
-        <w:br/>
-      </w:r>
-      <w:r>
-        <w:rPr>
-          <w:rFonts w:cs="B Nazanin"/>
-          <w:rtl/>
-        </w:rPr>
-        <w:br/>
-      </w:r>
+        <w:t>برون‌یابی</w:t>
+      </w:r>
+      <w:proofErr w:type="spellEnd"/>
       <w:r>
         <w:rPr>
           <w:rFonts w:cs="B Nazanin"/>
@@ -457,136 +1983,166 @@
           <w:bCs/>
           <w:rtl/>
         </w:rPr>
-        <w:t>ارزش عملیاتی:</w:t>
-      </w:r>
-      <w:r>
-        <w:rPr>
-          <w:rFonts w:cs="B Nazanin"/>
-          <w:rtl/>
-        </w:rPr>
-        <w:br/>
-        <w:t xml:space="preserve">این </w:t>
-      </w:r>
-      <w:proofErr w:type="spellStart"/>
-      <w:r>
-        <w:rPr>
-          <w:rFonts w:cs="B Nazanin"/>
-          <w:rtl/>
-        </w:rPr>
-        <w:t>متدولوژی</w:t>
-      </w:r>
-      <w:proofErr w:type="spellEnd"/>
-      <w:r>
-        <w:rPr>
-          <w:rFonts w:cs="B Nazanin"/>
-          <w:rtl/>
-        </w:rPr>
-        <w:t xml:space="preserve"> امکان محاسبه زمان </w:t>
-      </w:r>
-      <w:proofErr w:type="spellStart"/>
-      <w:r>
-        <w:rPr>
-          <w:rFonts w:cs="B Nazanin"/>
-          <w:rtl/>
-        </w:rPr>
-        <w:t>باقی‌مانده</w:t>
-      </w:r>
-      <w:proofErr w:type="spellEnd"/>
-      <w:r>
-        <w:rPr>
-          <w:rFonts w:cs="B Nazanin"/>
-          <w:rtl/>
-        </w:rPr>
-        <w:t xml:space="preserve"> تا رسیدن به حد خطا (</w:t>
-      </w:r>
-      <w:r>
-        <w:rPr>
-          <w:rFonts w:cs="B Nazanin"/>
-        </w:rPr>
-        <w:t>Time to Threshold</w:t>
-      </w:r>
-      <w:r>
-        <w:rPr>
-          <w:rFonts w:cs="B Nazanin"/>
-          <w:rtl/>
-        </w:rPr>
-        <w:t xml:space="preserve">) را فراهم کرده و به تیم </w:t>
-      </w:r>
-      <w:proofErr w:type="spellStart"/>
-      <w:r>
-        <w:rPr>
-          <w:rFonts w:cs="B Nazanin"/>
-          <w:rtl/>
-        </w:rPr>
-        <w:t>بهره‌برداری</w:t>
-      </w:r>
-      <w:proofErr w:type="spellEnd"/>
-      <w:r>
-        <w:rPr>
-          <w:rFonts w:cs="B Nazanin"/>
-          <w:rtl/>
-        </w:rPr>
-        <w:t xml:space="preserve"> فرصت کافی برای مداخله قبل از توقف ناخواسته تجهیز را </w:t>
-      </w:r>
-      <w:proofErr w:type="spellStart"/>
-      <w:r>
-        <w:rPr>
-          <w:rFonts w:cs="B Nazanin"/>
-          <w:rtl/>
-        </w:rPr>
-        <w:t>می‌دهد</w:t>
-      </w:r>
-      <w:proofErr w:type="spellEnd"/>
-      <w:r>
-        <w:rPr>
-          <w:rFonts w:cs="B Nazanin"/>
-          <w:rtl/>
-        </w:rPr>
-        <w:t>.</w:t>
-      </w:r>
-      <w:r>
-        <w:rPr>
-          <w:rFonts w:cs="B Nazanin"/>
-          <w:rtl/>
-        </w:rPr>
-        <w:br/>
-      </w:r>
-      <w:r>
-        <w:rPr>
-          <w:rFonts w:cs="B Nazanin"/>
-          <w:rtl/>
-        </w:rPr>
-        <w:br/>
+        <w:t xml:space="preserve"> خطی (</w:t>
       </w:r>
       <w:r>
         <w:rPr>
           <w:rFonts w:cs="B Nazanin"/>
           <w:b/>
           <w:bCs/>
-          <w:rtl/>
-        </w:rPr>
-        <w:t>استانداردهای مرجع:</w:t>
-      </w:r>
-      <w:r>
-        <w:rPr>
-          <w:rFonts w:cs="B Nazanin"/>
-          <w:rtl/>
-        </w:rPr>
-        <w:br/>
-        <w:t xml:space="preserve">- </w:t>
-      </w:r>
-      <w:r>
-        <w:rPr>
-          <w:rFonts w:cs="B Nazanin"/>
-        </w:rPr>
-        <w:t>ISO 13381-1</w:t>
-      </w:r>
-      <w:r>
-        <w:rPr>
-          <w:rFonts w:cs="B Nazanin"/>
-          <w:rtl/>
-        </w:rPr>
-        <w:t xml:space="preserve">: راهنمای استاندارد برای </w:t>
+        </w:rPr>
+        <w:t>Linear Extrapolation</w:t>
+      </w:r>
+      <w:r>
+        <w:rPr>
+          <w:rFonts w:cs="B Nazanin"/>
+          <w:b/>
+          <w:bCs/>
+          <w:rtl/>
+        </w:rPr>
+        <w:t>)</w:t>
+      </w:r>
+    </w:p>
+    <w:p>
+      <w:pPr>
+        <w:rPr>
+          <w:rFonts w:cs="B Nazanin" w:hint="cs"/>
+          <w:rtl/>
+        </w:rPr>
+      </w:pPr>
+      <w:r>
+        <w:rPr>
+          <w:rFonts w:cs="B Nazanin"/>
+          <w:rtl/>
+        </w:rPr>
+        <w:t xml:space="preserve">برای محاسبه </w:t>
+      </w:r>
+      <w:r>
+        <w:rPr>
+          <w:rFonts w:cs="B Nazanin"/>
+        </w:rPr>
+        <w:t>TTT (Time To Threshold)</w:t>
+      </w:r>
+      <w:r>
+        <w:rPr>
+          <w:rFonts w:cs="B Nazanin"/>
+          <w:rtl/>
+        </w:rPr>
+        <w:t xml:space="preserve">، کد از مدل ریاضی </w:t>
+      </w:r>
+      <w:proofErr w:type="spellStart"/>
+      <w:r>
+        <w:rPr>
+          <w:rFonts w:cs="B Nazanin"/>
+          <w:rtl/>
+        </w:rPr>
+        <w:t>رگرسیون</w:t>
+      </w:r>
+      <w:proofErr w:type="spellEnd"/>
+      <w:r>
+        <w:rPr>
+          <w:rFonts w:cs="B Nazanin"/>
+          <w:rtl/>
+        </w:rPr>
+        <w:t xml:space="preserve"> برای محاسبه شیب استفاده </w:t>
+      </w:r>
+      <w:proofErr w:type="spellStart"/>
+      <w:r>
+        <w:rPr>
+          <w:rFonts w:cs="B Nazanin"/>
+          <w:rtl/>
+        </w:rPr>
+        <w:t>می‌کند</w:t>
+      </w:r>
+      <w:proofErr w:type="spellEnd"/>
+      <w:r>
+        <w:rPr>
+          <w:rFonts w:cs="B Nazanin"/>
+          <w:rtl/>
+        </w:rPr>
+        <w:t>.</w:t>
+      </w:r>
+      <w:r>
+        <w:rPr>
+          <w:rFonts w:cs="B Nazanin"/>
+          <w:rtl/>
+        </w:rPr>
+        <w:br/>
+        <w:t xml:space="preserve"> مبنا: فرض بر این است که در مراحل اولیه خرابی (</w:t>
+      </w:r>
+      <w:r>
+        <w:rPr>
+          <w:rFonts w:cs="B Nazanin"/>
+        </w:rPr>
+        <w:t>Initial Failure</w:t>
+      </w:r>
+      <w:r>
+        <w:rPr>
+          <w:rFonts w:cs="B Nazanin"/>
+          <w:rtl/>
+        </w:rPr>
+        <w:t xml:space="preserve">)، نرخ تخریب </w:t>
+      </w:r>
+      <w:proofErr w:type="spellStart"/>
+      <w:r>
+        <w:rPr>
+          <w:rFonts w:cs="B Nazanin"/>
+          <w:rtl/>
+        </w:rPr>
+        <w:t>سنسورهای</w:t>
+      </w:r>
+      <w:proofErr w:type="spellEnd"/>
+      <w:r>
+        <w:rPr>
+          <w:rFonts w:cs="B Nazanin"/>
+          <w:rtl/>
+        </w:rPr>
+        <w:t xml:space="preserve"> دما و ارتعاش به صورت خطی رشد </w:t>
+      </w:r>
+      <w:proofErr w:type="spellStart"/>
+      <w:r>
+        <w:rPr>
+          <w:rFonts w:cs="B Nazanin"/>
+          <w:rtl/>
+        </w:rPr>
+        <w:t>می‌کند</w:t>
+      </w:r>
+      <w:proofErr w:type="spellEnd"/>
+      <w:r>
+        <w:rPr>
+          <w:rFonts w:cs="B Nazanin"/>
+          <w:rtl/>
+        </w:rPr>
+        <w:t xml:space="preserve">. با تقسیم فاصله </w:t>
+      </w:r>
+      <w:proofErr w:type="spellStart"/>
+      <w:r>
+        <w:rPr>
+          <w:rFonts w:cs="B Nazanin"/>
+          <w:rtl/>
+        </w:rPr>
+        <w:t>باقی‌مانده</w:t>
+      </w:r>
+      <w:proofErr w:type="spellEnd"/>
+      <w:r>
+        <w:rPr>
+          <w:rFonts w:cs="B Nazanin"/>
+          <w:rtl/>
+        </w:rPr>
+        <w:t xml:space="preserve"> تا حد مجاز بر "سرعت رشد" (</w:t>
+      </w:r>
+      <w:r>
+        <w:rPr>
+          <w:rFonts w:cs="B Nazanin"/>
+        </w:rPr>
+        <w:t>Slope</w:t>
+      </w:r>
+      <w:r>
+        <w:rPr>
+          <w:rFonts w:cs="B Nazanin"/>
+          <w:rtl/>
+        </w:rPr>
+        <w:t xml:space="preserve">)، زمان وقوع خطا </w:t>
       </w:r>
       <w:proofErr w:type="spellStart"/>
       <w:r>
@@ -602,118 +2158,15 @@
           <w:rFonts w:cs="B Nazanin"/>
           <w:rtl/>
         </w:rPr>
-        <w:t xml:space="preserve"> وضعیت و تحلیل روندها.</w:t>
-      </w:r>
-      <w:r>
-        <w:rPr>
-          <w:rFonts w:cs="B Nazanin"/>
-          <w:rtl/>
-        </w:rPr>
-        <w:br/>
-        <w:t xml:space="preserve">- </w:t>
-      </w:r>
-      <w:r>
-        <w:rPr>
-          <w:rFonts w:cs="B Nazanin"/>
-        </w:rPr>
-        <w:t>API 670</w:t>
-      </w:r>
-      <w:r>
-        <w:rPr>
-          <w:rFonts w:cs="B Nazanin"/>
-          <w:rtl/>
-        </w:rPr>
-        <w:t xml:space="preserve">: استاندارد مرجع </w:t>
-      </w:r>
-      <w:proofErr w:type="spellStart"/>
-      <w:r>
-        <w:rPr>
-          <w:rFonts w:cs="B Nazanin"/>
-          <w:rtl/>
-        </w:rPr>
-        <w:t>سیستم‌های</w:t>
-      </w:r>
-      <w:proofErr w:type="spellEnd"/>
-      <w:r>
-        <w:rPr>
-          <w:rFonts w:cs="B Nazanin"/>
-          <w:rtl/>
-        </w:rPr>
-        <w:t xml:space="preserve"> حفاظت </w:t>
-      </w:r>
-      <w:proofErr w:type="spellStart"/>
-      <w:r>
-        <w:rPr>
-          <w:rFonts w:cs="B Nazanin"/>
-          <w:rtl/>
-        </w:rPr>
-        <w:t>ماشین‌آلات</w:t>
-      </w:r>
-      <w:proofErr w:type="spellEnd"/>
-      <w:r>
-        <w:rPr>
-          <w:rFonts w:cs="B Nazanin"/>
-          <w:rtl/>
-        </w:rPr>
-        <w:t xml:space="preserve"> (تأکید بر </w:t>
-      </w:r>
-      <w:proofErr w:type="spellStart"/>
-      <w:r>
-        <w:rPr>
-          <w:rFonts w:cs="B Nazanin"/>
-          <w:rtl/>
-        </w:rPr>
-        <w:t>آلارم‌های</w:t>
-      </w:r>
-      <w:proofErr w:type="spellEnd"/>
-      <w:r>
-        <w:rPr>
-          <w:rFonts w:cs="B Nazanin"/>
-          <w:rtl/>
-        </w:rPr>
-        <w:t xml:space="preserve"> نرخ رشد).</w:t>
-      </w:r>
-      <w:r>
-        <w:rPr>
-          <w:rFonts w:cs="B Nazanin"/>
-          <w:rtl/>
-        </w:rPr>
-        <w:br/>
-        <w:t xml:space="preserve">- </w:t>
-      </w:r>
-      <w:r>
-        <w:rPr>
-          <w:rFonts w:cs="B Nazanin"/>
-        </w:rPr>
-        <w:t>ISO 10816</w:t>
-      </w:r>
-      <w:r>
-        <w:rPr>
-          <w:rFonts w:cs="B Nazanin"/>
-          <w:rtl/>
-        </w:rPr>
-        <w:t>: در بخش تحلیل گرایش (</w:t>
-      </w:r>
-      <w:r>
-        <w:rPr>
-          <w:rFonts w:cs="B Nazanin"/>
-        </w:rPr>
-        <w:t>Trending</w:t>
-      </w:r>
-      <w:r>
-        <w:rPr>
-          <w:rFonts w:cs="B Nazanin"/>
-          <w:rtl/>
-        </w:rPr>
-        <w:t xml:space="preserve">) ارتعاشات </w:t>
-      </w:r>
-      <w:proofErr w:type="spellStart"/>
-      <w:r>
-        <w:rPr>
-          <w:rFonts w:cs="B Nazanin"/>
-          <w:rtl/>
-        </w:rPr>
-        <w:t>ماشین‌آلات</w:t>
+        <w:t xml:space="preserve"> </w:t>
+      </w:r>
+      <w:proofErr w:type="spellStart"/>
+      <w:r>
+        <w:rPr>
+          <w:rFonts w:cs="B Nazanin"/>
+          <w:rtl/>
+        </w:rPr>
+        <w:t>می‌شود</w:t>
       </w:r>
       <w:proofErr w:type="spellEnd"/>
       <w:r>
@@ -722,6 +2175,344 @@
           <w:rtl/>
         </w:rPr>
         <w:t>.</w:t>
+      </w:r>
+      <w:r>
+        <w:rPr>
+          <w:rFonts w:cs="B Nazanin"/>
+          <w:rtl/>
+        </w:rPr>
+        <w:br/>
+      </w:r>
+      <w:r>
+        <w:rPr>
+          <w:rFonts w:cs="B Nazanin"/>
+          <w:b/>
+          <w:bCs/>
+          <w:rtl/>
+        </w:rPr>
+        <w:t xml:space="preserve"> ۳. استاندارد </w:t>
+      </w:r>
+      <w:r>
+        <w:rPr>
+          <w:rFonts w:cs="B Nazanin"/>
+          <w:b/>
+          <w:bCs/>
+        </w:rPr>
+        <w:t>ISO 13372</w:t>
+      </w:r>
+      <w:r>
+        <w:rPr>
+          <w:rFonts w:cs="B Nazanin"/>
+          <w:b/>
+          <w:bCs/>
+          <w:rtl/>
+        </w:rPr>
+        <w:t xml:space="preserve"> (اصطلاحات </w:t>
+      </w:r>
+      <w:r>
+        <w:rPr>
+          <w:rFonts w:cs="B Nazanin"/>
+          <w:b/>
+          <w:bCs/>
+        </w:rPr>
+        <w:t>Condition Monitoring</w:t>
+      </w:r>
+      <w:r>
+        <w:rPr>
+          <w:rFonts w:cs="B Nazanin"/>
+          <w:b/>
+          <w:bCs/>
+          <w:rtl/>
+        </w:rPr>
+        <w:t>)</w:t>
+      </w:r>
+      <w:r>
+        <w:rPr>
+          <w:rFonts w:cs="B Nazanin"/>
+          <w:rtl/>
+        </w:rPr>
+        <w:br/>
+        <w:t>روش محاسبه انحراف (</w:t>
+      </w:r>
+      <w:r>
+        <w:rPr>
+          <w:rFonts w:cs="B Nazanin"/>
+        </w:rPr>
+        <w:t>Deviation Score</w:t>
+      </w:r>
+      <w:r>
+        <w:rPr>
+          <w:rFonts w:cs="B Nazanin"/>
+          <w:rtl/>
+        </w:rPr>
+        <w:t xml:space="preserve">) بر اساس مفاهیم این استاندارد تنظیم شده است. هدف این است که به جای تکیه بر مقادیر </w:t>
+      </w:r>
+      <w:proofErr w:type="spellStart"/>
+      <w:r>
+        <w:rPr>
+          <w:rFonts w:cs="B Nazanin"/>
+          <w:rtl/>
+        </w:rPr>
+        <w:t>مطلق</w:t>
+      </w:r>
+      <w:proofErr w:type="spellEnd"/>
+      <w:r>
+        <w:rPr>
+          <w:rFonts w:cs="B Nazanin"/>
+          <w:rtl/>
+        </w:rPr>
+        <w:t xml:space="preserve"> (که در هر </w:t>
+      </w:r>
+      <w:proofErr w:type="spellStart"/>
+      <w:r>
+        <w:rPr>
+          <w:rFonts w:cs="B Nazanin"/>
+          <w:rtl/>
+        </w:rPr>
+        <w:t>سنسور</w:t>
+      </w:r>
+      <w:proofErr w:type="spellEnd"/>
+      <w:r>
+        <w:rPr>
+          <w:rFonts w:cs="B Nazanin"/>
+          <w:rtl/>
+        </w:rPr>
+        <w:t xml:space="preserve"> متفاوت است)، از مقادیر </w:t>
+      </w:r>
+      <w:proofErr w:type="spellStart"/>
+      <w:r>
+        <w:rPr>
+          <w:rFonts w:cs="B Nazanin"/>
+          <w:rtl/>
+        </w:rPr>
+        <w:t>نرمال‌سازی</w:t>
+      </w:r>
+      <w:proofErr w:type="spellEnd"/>
+      <w:r>
+        <w:rPr>
+          <w:rFonts w:cs="B Nazanin"/>
+          <w:rtl/>
+        </w:rPr>
+        <w:t xml:space="preserve"> شده استفاده شود تا بتوان تاثیر خرابی را روی کل سیستم (مثلاً دما در کنار ارتعاش) به صورت همزمان مقایسه کرد.</w:t>
+      </w:r>
+      <w:r>
+        <w:rPr>
+          <w:rFonts w:cs="B Nazanin"/>
+          <w:rtl/>
+        </w:rPr>
+        <w:br/>
+      </w:r>
+      <w:r>
+        <w:rPr>
+          <w:rFonts w:cs="B Nazanin"/>
+          <w:b/>
+          <w:bCs/>
+          <w:rtl/>
+        </w:rPr>
+        <w:t xml:space="preserve">خلاصه </w:t>
+      </w:r>
+      <w:r>
+        <w:rPr>
+          <w:rFonts w:cs="B Nazanin" w:hint="cs"/>
+          <w:b/>
+          <w:bCs/>
+          <w:rtl/>
+        </w:rPr>
+        <w:t>روش</w:t>
+      </w:r>
+      <w:r>
+        <w:rPr>
+          <w:rFonts w:cs="B Nazanin"/>
+          <w:b/>
+          <w:bCs/>
+          <w:rtl/>
+        </w:rPr>
+        <w:t xml:space="preserve"> </w:t>
+      </w:r>
+      <w:proofErr w:type="spellStart"/>
+      <w:r>
+        <w:rPr>
+          <w:rFonts w:cs="B Nazanin"/>
+          <w:b/>
+          <w:bCs/>
+          <w:rtl/>
+        </w:rPr>
+        <w:t>تصمیم‌گیری</w:t>
+      </w:r>
+      <w:proofErr w:type="spellEnd"/>
+      <w:r>
+        <w:rPr>
+          <w:rFonts w:cs="B Nazanin"/>
+          <w:b/>
+          <w:bCs/>
+          <w:rtl/>
+        </w:rPr>
+        <w:t>:</w:t>
+      </w:r>
+      <w:r>
+        <w:rPr>
+          <w:rFonts w:cs="B Nazanin"/>
+          <w:rtl/>
+        </w:rPr>
+        <w:br/>
+        <w:t xml:space="preserve">1. ابتدا به </w:t>
+      </w:r>
+      <w:proofErr w:type="spellStart"/>
+      <w:r>
+        <w:rPr>
+          <w:rFonts w:cs="B Nazanin"/>
+        </w:rPr>
+        <w:t>Hours_to_Threshold</w:t>
+      </w:r>
+      <w:proofErr w:type="spellEnd"/>
+      <w:r>
+        <w:rPr>
+          <w:rFonts w:cs="B Nazanin"/>
+          <w:rtl/>
+        </w:rPr>
+        <w:t xml:space="preserve"> نگاه کنید؛ </w:t>
+      </w:r>
+      <w:proofErr w:type="spellStart"/>
+      <w:r>
+        <w:rPr>
+          <w:rFonts w:cs="B Nazanin"/>
+          <w:rtl/>
+        </w:rPr>
+        <w:t>سنسورهایی</w:t>
+      </w:r>
+      <w:proofErr w:type="spellEnd"/>
+      <w:r>
+        <w:rPr>
+          <w:rFonts w:cs="B Nazanin"/>
+          <w:rtl/>
+        </w:rPr>
+        <w:t xml:space="preserve"> که زمان کمی دارند اولویت عملیاتی دارند.</w:t>
+      </w:r>
+      <w:r>
+        <w:rPr>
+          <w:rFonts w:cs="B Nazanin"/>
+          <w:rtl/>
+        </w:rPr>
+        <w:br/>
+        <w:t xml:space="preserve">2. سپس به </w:t>
+      </w:r>
+      <w:proofErr w:type="spellStart"/>
+      <w:r>
+        <w:rPr>
+          <w:rFonts w:cs="B Nazanin"/>
+        </w:rPr>
+        <w:t>RCA_Ranking</w:t>
+      </w:r>
+      <w:proofErr w:type="spellEnd"/>
+      <w:r>
+        <w:rPr>
+          <w:rFonts w:cs="B Nazanin"/>
+          <w:rtl/>
+        </w:rPr>
+        <w:t xml:space="preserve"> نگاه کنید؛ </w:t>
+      </w:r>
+      <w:proofErr w:type="spellStart"/>
+      <w:r>
+        <w:rPr>
+          <w:rFonts w:cs="B Nazanin"/>
+          <w:rtl/>
+        </w:rPr>
+        <w:t>سنسورهای</w:t>
+      </w:r>
+      <w:proofErr w:type="spellEnd"/>
+      <w:r>
+        <w:rPr>
+          <w:rFonts w:cs="B Nazanin"/>
+          <w:rtl/>
+        </w:rPr>
+        <w:t xml:space="preserve"> بالای لیست به شما </w:t>
+      </w:r>
+      <w:proofErr w:type="spellStart"/>
+      <w:r>
+        <w:rPr>
+          <w:rFonts w:cs="B Nazanin"/>
+          <w:rtl/>
+        </w:rPr>
+        <w:t>می‌گویند</w:t>
+      </w:r>
+      <w:proofErr w:type="spellEnd"/>
+      <w:r>
+        <w:rPr>
+          <w:rFonts w:cs="B Nazanin"/>
+          <w:rtl/>
+        </w:rPr>
+        <w:t xml:space="preserve"> مشکل دقیقاً از کجا شروع شده یا کدام بخش تجهیز بیشترین فشار را تحمل </w:t>
+      </w:r>
+      <w:proofErr w:type="spellStart"/>
+      <w:r>
+        <w:rPr>
+          <w:rFonts w:cs="B Nazanin"/>
+          <w:rtl/>
+        </w:rPr>
+        <w:t>می‌کند</w:t>
+      </w:r>
+      <w:proofErr w:type="spellEnd"/>
+      <w:r>
+        <w:rPr>
+          <w:rFonts w:cs="B Nazanin"/>
+          <w:rtl/>
+        </w:rPr>
+        <w:t>.</w:t>
+      </w:r>
+      <w:r>
+        <w:rPr>
+          <w:rFonts w:cs="B Nazanin"/>
+          <w:rtl/>
+        </w:rPr>
+        <w:br/>
+        <w:t xml:space="preserve">3. اگر </w:t>
+      </w:r>
+      <w:proofErr w:type="spellStart"/>
+      <w:r>
+        <w:rPr>
+          <w:rFonts w:cs="B Nazanin"/>
+        </w:rPr>
+        <w:t>Average_Slope</w:t>
+      </w:r>
+      <w:proofErr w:type="spellEnd"/>
+      <w:r>
+        <w:rPr>
+          <w:rFonts w:cs="B Nazanin"/>
+          <w:rtl/>
+        </w:rPr>
+        <w:t xml:space="preserve"> منفی بود، یعنی </w:t>
+      </w:r>
+      <w:proofErr w:type="spellStart"/>
+      <w:r>
+        <w:rPr>
+          <w:rFonts w:cs="B Nazanin"/>
+          <w:rtl/>
+        </w:rPr>
+        <w:t>سنسور</w:t>
+      </w:r>
+      <w:proofErr w:type="spellEnd"/>
+      <w:r>
+        <w:rPr>
+          <w:rFonts w:cs="B Nazanin"/>
+          <w:rtl/>
+        </w:rPr>
+        <w:t xml:space="preserve"> در حال بازگشت به شرایط عادی یا کاهش مقدار است (مثلاً بعد از </w:t>
+      </w:r>
+      <w:proofErr w:type="spellStart"/>
+      <w:r>
+        <w:rPr>
+          <w:rFonts w:cs="B Nazanin"/>
+          <w:rtl/>
+        </w:rPr>
+        <w:t>روانکاری</w:t>
+      </w:r>
+      <w:proofErr w:type="spellEnd"/>
+      <w:r>
+        <w:rPr>
+          <w:rFonts w:cs="B Nazanin"/>
+          <w:rtl/>
+        </w:rPr>
+        <w:t xml:space="preserve"> یا کاهش بار).</w:t>
       </w:r>
     </w:p>
     <w:p>
@@ -1184,6 +2975,17 @@
       <w:bCs/>
     </w:rPr>
   </w:style>
+  <w:style w:type="paragraph" w:styleId="ListParagraph">
+    <w:name w:val="List Paragraph"/>
+    <w:basedOn w:val="Normal"/>
+    <w:uiPriority w:val="34"/>
+    <w:qFormat/>
+    <w:rsid w:val="00824F88"/>
+    <w:pPr>
+      <w:ind w:left="720"/>
+      <w:contextualSpacing/>
+    </w:pPr>
+  </w:style>
 </w:styles>
 </file>
 
